--- a/testakten/insolvenzverwaltung-moebelwerk-havelberg-regelverfahren/17_schlussbericht_schlussrechnung.docx
+++ b/testakten/insolvenzverwaltung-moebelwerk-havelberg-regelverfahren/17_schlussbericht_schlussrechnung.docx
@@ -4,169 +4,40 @@
   <w:body>
     <w:p>
       <w:pPr>
-        <w:pStyle w:val="Heading1"/>
-        <w:spacing w:after="160" w:line="259" w:lineRule="auto"/>
+        <w:pStyle w:val="Title"/>
+        <w:jc w:val="center"/>
       </w:pPr>
       <w:r>
-        <w:rPr>
-          <w:rFonts w:ascii="Times New Roman" w:hAnsi="Times New Roman"/>
-          <w:b/>
-          <w:sz w:val="28"/>
-        </w:rPr>
         <w:t>Schlussbericht und Schlussrechnung</w:t>
       </w:r>
     </w:p>
     <w:p>
       <w:pPr>
-        <w:spacing w:before="120" w:after="60" w:line="259" w:lineRule="auto"/>
-        <w:ind w:left="567"/>
+        <w:jc w:val="center"/>
       </w:pPr>
       <w:r>
         <w:rPr>
-          <w:rFonts w:ascii="Times New Roman" w:hAnsi="Times New Roman"/>
           <w:b/>
-          <w:i/>
-          <w:sz w:val="22"/>
         </w:rPr>
-        <w:t>An das Amtsgericht Stendal – Insolvenzgericht –</w:t>
-      </w:r>
-    </w:p>
-    <w:p>
-      <w:pPr>
-        <w:spacing w:before="120" w:after="60" w:line="259" w:lineRule="auto"/>
-        <w:ind w:left="567"/>
-      </w:pPr>
-      <w:r>
-        <w:rPr>
-          <w:rFonts w:ascii="Times New Roman" w:hAnsi="Times New Roman"/>
-          <w:b/>
-          <w:i/>
-          <w:sz w:val="22"/>
-        </w:rPr>
-        <w:t>Hospitalstraße 4, 39576 Stendal</w:t>
-      </w:r>
-    </w:p>
-    <w:p>
-      <w:pPr>
-        <w:spacing w:before="120" w:after="60" w:line="259" w:lineRule="auto"/>
-        <w:ind w:left="567"/>
-      </w:pPr>
-      <w:r>
-        <w:rPr>
-          <w:rFonts w:ascii="Times New Roman" w:hAnsi="Times New Roman"/>
-          <w:b/>
-          <w:i/>
-          <w:sz w:val="22"/>
-        </w:rPr>
-        <w:t>Az.: 7 IN 41/26</w:t>
-      </w:r>
-    </w:p>
-    <w:p>
-      <w:pPr>
-        <w:spacing w:line="259" w:lineRule="auto" w:after="60"/>
-        <w:ind w:left="567"/>
-      </w:pPr>
-    </w:p>
-    <w:p>
-      <w:pPr>
-        <w:spacing w:before="120" w:after="60" w:line="259" w:lineRule="auto"/>
-        <w:ind w:left="567"/>
-      </w:pPr>
-      <w:r>
-        <w:rPr>
-          <w:rFonts w:ascii="Times New Roman" w:hAnsi="Times New Roman"/>
-          <w:b/>
-          <w:i/>
-          <w:sz w:val="22"/>
-        </w:rPr>
-        <w:t>Von:</w:t>
-      </w:r>
-      <w:r>
-        <w:rPr>
-          <w:rFonts w:ascii="Times New Roman" w:hAnsi="Times New Roman"/>
-          <w:b/>
-          <w:i/>
-          <w:sz w:val="22"/>
-        </w:rPr>
-        <w:t xml:space="preserve"> Dr. Nora Westphal, Insolvenzverwalterin</w:t>
-      </w:r>
-    </w:p>
-    <w:p>
-      <w:pPr>
-        <w:spacing w:before="120" w:after="60" w:line="259" w:lineRule="auto"/>
-        <w:ind w:left="567"/>
-      </w:pPr>
-      <w:r>
-        <w:rPr>
-          <w:rFonts w:ascii="Times New Roman" w:hAnsi="Times New Roman"/>
-          <w:b/>
-          <w:i/>
-          <w:sz w:val="22"/>
-        </w:rPr>
-        <w:t>Kurfürstenallee 88, 39104 Magdeburg</w:t>
-      </w:r>
-    </w:p>
-    <w:p>
-      <w:pPr>
-        <w:spacing w:line="259" w:lineRule="auto" w:after="60"/>
-        <w:ind w:left="567"/>
-      </w:pPr>
-    </w:p>
-    <w:p>
-      <w:pPr>
-        <w:spacing w:line="259" w:lineRule="auto" w:after="60"/>
-        <w:ind w:left="567"/>
-      </w:pPr>
-      <w:r>
-        <w:rPr>
-          <w:rFonts w:ascii="Times New Roman" w:hAnsi="Times New Roman"/>
-          <w:b w:val="0"/>
-          <w:i w:val="0"/>
-          <w:sz w:val="22"/>
-        </w:rPr>
-        <w:t>Datum:</w:t>
-      </w:r>
-      <w:r>
-        <w:rPr>
-          <w:rFonts w:ascii="Times New Roman" w:hAnsi="Times New Roman"/>
-          <w:b w:val="0"/>
-          <w:i w:val="0"/>
-          <w:sz w:val="22"/>
-        </w:rPr>
-        <w:t xml:space="preserve"> 20.01.2027</w:t>
-      </w:r>
-    </w:p>
-    <w:p>
-      <w:pPr>
-        <w:spacing w:line="259" w:lineRule="auto" w:after="60"/>
-      </w:pPr>
-    </w:p>
-    <w:p>
-      <w:pPr>
-        <w:pStyle w:val="Heading2"/>
-        <w:spacing w:line="259" w:lineRule="auto" w:after="60"/>
-      </w:pPr>
-      <w:r>
-        <w:rPr>
-          <w:rFonts w:ascii="Times New Roman" w:hAnsi="Times New Roman"/>
-        </w:rPr>
-        <w:t>I. Verfahrensübersicht</w:t>
+        <w:t>Möbelwerk Havelberg GmbH – AG Stendal 7 IN 41/26</w:t>
       </w:r>
     </w:p>
     <w:tbl>
       <w:tblPr>
         <w:tblStyle w:val="TableGrid"/>
         <w:tblW w:type="auto" w:w="0"/>
+        <w:jc w:val="center"/>
         <w:tblLook w:firstColumn="1" w:firstRow="1" w:lastColumn="0" w:lastRow="0" w:noHBand="0" w:noVBand="1" w:val="04A0"/>
       </w:tblPr>
       <w:tblGrid>
-        <w:gridCol w:w="4536"/>
-        <w:gridCol w:w="4536"/>
+        <w:gridCol w:w="4872"/>
+        <w:gridCol w:w="4872"/>
       </w:tblGrid>
       <w:tr>
         <w:tc>
           <w:tcPr>
-            <w:tcW w:type="dxa" w:w="4536"/>
+            <w:tcW w:type="dxa" w:w="2835"/>
+            <w:shd w:fill="D9EAF7"/>
           </w:tcPr>
           <w:p>
             <w:r>
@@ -175,13 +46,14 @@
                 <w:b/>
                 <w:sz w:val="20"/>
               </w:rPr>
-              <w:t>Merkmal</w:t>
+              <w:t>Verfahrensangabe</w:t>
             </w:r>
           </w:p>
         </w:tc>
         <w:tc>
           <w:tcPr>
-            <w:tcW w:type="dxa" w:w="4536"/>
+            <w:tcW w:type="dxa" w:w="6236"/>
+            <w:shd w:fill="D9EAF7"/>
           </w:tcPr>
           <w:p>
             <w:r>
@@ -190,7 +62,7 @@
                 <w:b/>
                 <w:sz w:val="20"/>
               </w:rPr>
-              <w:t>Angabe</w:t>
+              <w:t>Wert</w:t>
             </w:r>
           </w:p>
         </w:tc>
@@ -198,13 +70,78 @@
       <w:tr>
         <w:tc>
           <w:tcPr>
-            <w:tcW w:type="dxa" w:w="4536"/>
+            <w:tcW w:type="dxa" w:w="2835"/>
+            <w:vAlign w:val="top"/>
           </w:tcPr>
           <w:p>
             <w:r>
               <w:rPr>
                 <w:rFonts w:ascii="Times New Roman" w:hAnsi="Times New Roman"/>
-                <w:sz w:val="20"/>
+                <w:sz w:val="18"/>
+              </w:rPr>
+              <w:t>Insolvenzgericht</w:t>
+            </w:r>
+          </w:p>
+        </w:tc>
+        <w:tc>
+          <w:tcPr>
+            <w:tcW w:type="dxa" w:w="6236"/>
+            <w:vAlign w:val="top"/>
+          </w:tcPr>
+          <w:p>
+            <w:r>
+              <w:rPr>
+                <w:rFonts w:ascii="Times New Roman" w:hAnsi="Times New Roman"/>
+                <w:sz w:val="18"/>
+              </w:rPr>
+              <w:t>Amtsgericht Stendal</w:t>
+            </w:r>
+          </w:p>
+        </w:tc>
+      </w:tr>
+      <w:tr>
+        <w:tc>
+          <w:tcPr>
+            <w:tcW w:type="dxa" w:w="2835"/>
+            <w:vAlign w:val="top"/>
+          </w:tcPr>
+          <w:p>
+            <w:r>
+              <w:rPr>
+                <w:rFonts w:ascii="Times New Roman" w:hAnsi="Times New Roman"/>
+                <w:sz w:val="18"/>
+              </w:rPr>
+              <w:t>Aktenzeichen</w:t>
+            </w:r>
+          </w:p>
+        </w:tc>
+        <w:tc>
+          <w:tcPr>
+            <w:tcW w:type="dxa" w:w="6236"/>
+            <w:vAlign w:val="top"/>
+          </w:tcPr>
+          <w:p>
+            <w:r>
+              <w:rPr>
+                <w:rFonts w:ascii="Times New Roman" w:hAnsi="Times New Roman"/>
+                <w:sz w:val="18"/>
+              </w:rPr>
+              <w:t>7 IN 41/26</w:t>
+            </w:r>
+          </w:p>
+        </w:tc>
+      </w:tr>
+      <w:tr>
+        <w:tc>
+          <w:tcPr>
+            <w:tcW w:type="dxa" w:w="2835"/>
+            <w:vAlign w:val="top"/>
+          </w:tcPr>
+          <w:p>
+            <w:r>
+              <w:rPr>
+                <w:rFonts w:ascii="Times New Roman" w:hAnsi="Times New Roman"/>
+                <w:sz w:val="18"/>
               </w:rPr>
               <w:t>Schuldnerin</w:t>
             </w:r>
@@ -212,15 +149,16 @@
         </w:tc>
         <w:tc>
           <w:tcPr>
-            <w:tcW w:type="dxa" w:w="4536"/>
+            <w:tcW w:type="dxa" w:w="6236"/>
+            <w:vAlign w:val="top"/>
           </w:tcPr>
           <w:p>
             <w:r>
               <w:rPr>
                 <w:rFonts w:ascii="Times New Roman" w:hAnsi="Times New Roman"/>
-                <w:sz w:val="20"/>
+                <w:sz w:val="18"/>
               </w:rPr>
-              <w:t>Möbelwerk Havelberg GmbH, Werftstraße 14, 39539 Havelberg</w:t>
+              <w:t>Möbelwerk Havelberg GmbH</w:t>
             </w:r>
           </w:p>
         </w:tc>
@@ -228,29 +166,31 @@
       <w:tr>
         <w:tc>
           <w:tcPr>
-            <w:tcW w:type="dxa" w:w="4536"/>
+            <w:tcW w:type="dxa" w:w="2835"/>
+            <w:vAlign w:val="top"/>
           </w:tcPr>
           <w:p>
             <w:r>
               <w:rPr>
                 <w:rFonts w:ascii="Times New Roman" w:hAnsi="Times New Roman"/>
-                <w:sz w:val="20"/>
+                <w:sz w:val="18"/>
               </w:rPr>
-              <w:t>Eröffnungsdatum</w:t>
+              <w:t>Insolvenzverwaltung</w:t>
             </w:r>
           </w:p>
         </w:tc>
         <w:tc>
           <w:tcPr>
-            <w:tcW w:type="dxa" w:w="4536"/>
+            <w:tcW w:type="dxa" w:w="6236"/>
+            <w:vAlign w:val="top"/>
           </w:tcPr>
           <w:p>
             <w:r>
               <w:rPr>
                 <w:rFonts w:ascii="Times New Roman" w:hAnsi="Times New Roman"/>
-                <w:sz w:val="20"/>
+                <w:sz w:val="18"/>
               </w:rPr>
-              <w:t>12.06.2026</w:t>
+              <w:t>Dr. Nora Westphal</w:t>
             </w:r>
           </w:p>
         </w:tc>
@@ -258,29 +198,31 @@
       <w:tr>
         <w:tc>
           <w:tcPr>
-            <w:tcW w:type="dxa" w:w="4536"/>
+            <w:tcW w:type="dxa" w:w="2835"/>
+            <w:vAlign w:val="top"/>
           </w:tcPr>
           <w:p>
             <w:r>
               <w:rPr>
                 <w:rFonts w:ascii="Times New Roman" w:hAnsi="Times New Roman"/>
-                <w:sz w:val="20"/>
+                <w:sz w:val="18"/>
               </w:rPr>
-              <w:t>Antragstellerin</w:t>
+              <w:t>Datum</w:t>
             </w:r>
           </w:p>
         </w:tc>
         <w:tc>
           <w:tcPr>
-            <w:tcW w:type="dxa" w:w="4536"/>
+            <w:tcW w:type="dxa" w:w="6236"/>
+            <w:vAlign w:val="top"/>
           </w:tcPr>
           <w:p>
             <w:r>
               <w:rPr>
                 <w:rFonts w:ascii="Times New Roman" w:hAnsi="Times New Roman"/>
-                <w:sz w:val="20"/>
+                <w:sz w:val="18"/>
               </w:rPr>
-              <w:t>Furnier Nord GmbH</w:t>
+              <w:t>20. Januar 2027</w:t>
             </w:r>
           </w:p>
         </w:tc>
@@ -288,674 +230,94 @@
       <w:tr>
         <w:tc>
           <w:tcPr>
-            <w:tcW w:type="dxa" w:w="4536"/>
+            <w:tcW w:type="dxa" w:w="2835"/>
+            <w:vAlign w:val="top"/>
           </w:tcPr>
           <w:p>
             <w:r>
               <w:rPr>
                 <w:rFonts w:ascii="Times New Roman" w:hAnsi="Times New Roman"/>
-                <w:sz w:val="20"/>
+                <w:sz w:val="18"/>
               </w:rPr>
-              <w:t>Eröffnungsgrund</w:t>
+              <w:t>Gegenstand</w:t>
             </w:r>
           </w:p>
         </w:tc>
         <w:tc>
           <w:tcPr>
-            <w:tcW w:type="dxa" w:w="4536"/>
+            <w:tcW w:type="dxa" w:w="6236"/>
+            <w:vAlign w:val="top"/>
           </w:tcPr>
           <w:p>
             <w:r>
               <w:rPr>
                 <w:rFonts w:ascii="Times New Roman" w:hAnsi="Times New Roman"/>
-                <w:sz w:val="20"/>
+                <w:sz w:val="18"/>
               </w:rPr>
-              <w:t>Zahlungsunfähigkeit (§ 17 InsO)</w:t>
-            </w:r>
-          </w:p>
-        </w:tc>
-      </w:tr>
-      <w:tr>
-        <w:tc>
-          <w:tcPr>
-            <w:tcW w:type="dxa" w:w="4536"/>
-          </w:tcPr>
-          <w:p>
-            <w:r>
-              <w:rPr>
-                <w:rFonts w:ascii="Times New Roman" w:hAnsi="Times New Roman"/>
-                <w:sz w:val="20"/>
-              </w:rPr>
-              <w:t>Prüfungstermin</w:t>
-            </w:r>
-          </w:p>
-        </w:tc>
-        <w:tc>
-          <w:tcPr>
-            <w:tcW w:type="dxa" w:w="4536"/>
-          </w:tcPr>
-          <w:p>
-            <w:r>
-              <w:rPr>
-                <w:rFonts w:ascii="Times New Roman" w:hAnsi="Times New Roman"/>
-                <w:sz w:val="20"/>
-              </w:rPr>
-              <w:t>14.09.2026</w:t>
-            </w:r>
-          </w:p>
-        </w:tc>
-      </w:tr>
-      <w:tr>
-        <w:tc>
-          <w:tcPr>
-            <w:tcW w:type="dxa" w:w="4536"/>
-          </w:tcPr>
-          <w:p>
-            <w:r>
-              <w:rPr>
-                <w:rFonts w:ascii="Times New Roman" w:hAnsi="Times New Roman"/>
-                <w:sz w:val="20"/>
-              </w:rPr>
-              <w:t>Berichtstermin</w:t>
-            </w:r>
-          </w:p>
-        </w:tc>
-        <w:tc>
-          <w:tcPr>
-            <w:tcW w:type="dxa" w:w="4536"/>
-          </w:tcPr>
-          <w:p>
-            <w:r>
-              <w:rPr>
-                <w:rFonts w:ascii="Times New Roman" w:hAnsi="Times New Roman"/>
-                <w:sz w:val="20"/>
-              </w:rPr>
-              <w:t>14.09.2026 (verbunden)</w:t>
-            </w:r>
-          </w:p>
-        </w:tc>
-      </w:tr>
-      <w:tr>
-        <w:tc>
-          <w:tcPr>
-            <w:tcW w:type="dxa" w:w="4536"/>
-          </w:tcPr>
-          <w:p>
-            <w:r>
-              <w:rPr>
-                <w:rFonts w:ascii="Times New Roman" w:hAnsi="Times New Roman"/>
-                <w:sz w:val="20"/>
-              </w:rPr>
-              <w:t>Schlusstermin</w:t>
-            </w:r>
-          </w:p>
-        </w:tc>
-        <w:tc>
-          <w:tcPr>
-            <w:tcW w:type="dxa" w:w="4536"/>
-          </w:tcPr>
-          <w:p>
-            <w:r>
-              <w:rPr>
-                <w:rFonts w:ascii="Times New Roman" w:hAnsi="Times New Roman"/>
-                <w:sz w:val="20"/>
-              </w:rPr>
-              <w:t>15.02.2027 (geplant)</w:t>
-            </w:r>
-          </w:p>
-        </w:tc>
-      </w:tr>
-      <w:tr>
-        <w:tc>
-          <w:tcPr>
-            <w:tcW w:type="dxa" w:w="4536"/>
-          </w:tcPr>
-          <w:p>
-            <w:r>
-              <w:rPr>
-                <w:rFonts w:ascii="Times New Roman" w:hAnsi="Times New Roman"/>
-                <w:sz w:val="20"/>
-              </w:rPr>
-              <w:t>Insolvenzverwalterin</w:t>
-            </w:r>
-          </w:p>
-        </w:tc>
-        <w:tc>
-          <w:tcPr>
-            <w:tcW w:type="dxa" w:w="4536"/>
-          </w:tcPr>
-          <w:p>
-            <w:r>
-              <w:rPr>
-                <w:rFonts w:ascii="Times New Roman" w:hAnsi="Times New Roman"/>
-                <w:sz w:val="20"/>
-              </w:rPr>
-              <w:t>Dr. Nora Westphal, Magdeburg</w:t>
+              <w:t>Abschlussbericht, Schlussrechnung und Verteilungsvorschlag</w:t>
             </w:r>
           </w:p>
         </w:tc>
       </w:tr>
     </w:tbl>
+    <w:p/>
     <w:p>
       <w:pPr>
-        <w:spacing w:line="259" w:lineRule="auto" w:after="60"/>
-      </w:pPr>
-    </w:p>
-    <w:p>
-      <w:pPr>
-        <w:pStyle w:val="Heading2"/>
-        <w:spacing w:line="259" w:lineRule="auto" w:after="60"/>
+        <w:pStyle w:val="Heading1"/>
       </w:pPr>
       <w:r>
-        <w:rPr>
-          <w:rFonts w:ascii="Times New Roman" w:hAnsi="Times New Roman"/>
-        </w:rPr>
-        <w:t>II. Masserealisierung</w:t>
+        <w:t>1. Verfahren und Abschlussstichtag</w:t>
       </w:r>
     </w:p>
     <w:p>
       <w:pPr>
-        <w:pStyle w:val="Heading3"/>
-        <w:spacing w:line="259" w:lineRule="auto" w:after="60"/>
+        <w:spacing w:after="120"/>
       </w:pPr>
       <w:r>
-        <w:rPr>
-          <w:rFonts w:ascii="Times New Roman" w:hAnsi="Times New Roman"/>
-        </w:rPr>
-        <w:t>II.1 Einnahmen (Gesamtmasse)</w:t>
+        <w:t>Die Furnier Nord GmbH stellte am 4. Mai 2026 Insolvenzantrag. Das Amtsgericht Stendal ordnete am 6. Mai 2026 Sicherungsmaßnahmen an und eröffnete das Verfahren am 12. Juni 2026. Der Betrieb wurde zur Fertigstellung zweier Aufträge kurzzeitig fortgeführt und danach stillgelegt. Dieser Bericht bildet den Stand vom 20. Januar 2027 ab.</w:t>
+      </w:r>
+    </w:p>
+    <w:p>
+      <w:pPr>
+        <w:pStyle w:val="Heading1"/>
+      </w:pPr>
+      <w:r>
+        <w:t>2. Betriebsfortführung und Personal</w:t>
+      </w:r>
+    </w:p>
+    <w:p>
+      <w:pPr>
+        <w:spacing w:after="120"/>
+      </w:pPr>
+      <w:r>
+        <w:t>Die zeitlich begrenzte Fortführung diente der Fertigstellung der Aufträge Pflegeheim Elbaue und Hotel Speicherstadt. Erlöse und Fortführungskosten sind in der Rechnungslegung getrennt erfasst. Die Insolvenzgeldvorfinanzierung und ihre Rückführung sind durch die Sammelabrechnung belegt. Offene Arbeitnehmeransprüche wurden im Prüfungstermin behandelt und in der Tabelle nach ihrem festgestellten Stand geführt.</w:t>
+      </w:r>
+    </w:p>
+    <w:p>
+      <w:pPr>
+        <w:pStyle w:val="Heading1"/>
+      </w:pPr>
+      <w:r>
+        <w:t>3. Verwertung und Drittrechte</w:t>
       </w:r>
     </w:p>
     <w:tbl>
       <w:tblPr>
         <w:tblStyle w:val="TableGrid"/>
         <w:tblW w:type="auto" w:w="0"/>
+        <w:jc w:val="center"/>
         <w:tblLook w:firstColumn="1" w:firstRow="1" w:lastColumn="0" w:lastRow="0" w:noHBand="0" w:noVBand="1" w:val="04A0"/>
       </w:tblPr>
       <w:tblGrid>
-        <w:gridCol w:w="4536"/>
-        <w:gridCol w:w="4536"/>
+        <w:gridCol w:w="3248"/>
+        <w:gridCol w:w="3248"/>
+        <w:gridCol w:w="3248"/>
       </w:tblGrid>
       <w:tr>
         <w:tc>
           <w:tcPr>
-            <w:tcW w:type="dxa" w:w="4536"/>
-          </w:tcPr>
-          <w:p>
-            <w:r>
-              <w:rPr>
-                <w:rFonts w:ascii="Times New Roman" w:hAnsi="Times New Roman"/>
-                <w:b/>
-                <w:sz w:val="20"/>
-              </w:rPr>
-              <w:t>Quelle</w:t>
-            </w:r>
-          </w:p>
-        </w:tc>
-        <w:tc>
-          <w:tcPr>
-            <w:tcW w:type="dxa" w:w="4536"/>
-          </w:tcPr>
-          <w:p>
-            <w:r>
-              <w:rPr>
-                <w:rFonts w:ascii="Times New Roman" w:hAnsi="Times New Roman"/>
-                <w:b/>
-                <w:sz w:val="20"/>
-              </w:rPr>
-              <w:t>Betrag (EUR)</w:t>
-            </w:r>
-          </w:p>
-        </w:tc>
-      </w:tr>
-      <w:tr>
-        <w:tc>
-          <w:tcPr>
-            <w:tcW w:type="dxa" w:w="4536"/>
-          </w:tcPr>
-          <w:p>
-            <w:r>
-              <w:rPr>
-                <w:rFonts w:ascii="Times New Roman" w:hAnsi="Times New Roman"/>
-                <w:sz w:val="20"/>
-              </w:rPr>
-              <w:t>Bankguthaben bei Eröffnung (beide Konten)</w:t>
-            </w:r>
-          </w:p>
-        </w:tc>
-        <w:tc>
-          <w:tcPr>
-            <w:tcW w:type="dxa" w:w="4536"/>
-          </w:tcPr>
-          <w:p>
-            <w:r>
-              <w:rPr>
-                <w:rFonts w:ascii="Times New Roman" w:hAnsi="Times New Roman"/>
-                <w:sz w:val="20"/>
-              </w:rPr>
-              <w:t>20.890,00</w:t>
-            </w:r>
-          </w:p>
-        </w:tc>
-      </w:tr>
-      <w:tr>
-        <w:tc>
-          <w:tcPr>
-            <w:tcW w:type="dxa" w:w="4536"/>
-          </w:tcPr>
-          <w:p>
-            <w:r>
-              <w:rPr>
-                <w:rFonts w:ascii="Times New Roman" w:hAnsi="Times New Roman"/>
-                <w:sz w:val="20"/>
-              </w:rPr>
-              <w:t>Barkasse</w:t>
-            </w:r>
-          </w:p>
-        </w:tc>
-        <w:tc>
-          <w:tcPr>
-            <w:tcW w:type="dxa" w:w="4536"/>
-          </w:tcPr>
-          <w:p>
-            <w:r>
-              <w:rPr>
-                <w:rFonts w:ascii="Times New Roman" w:hAnsi="Times New Roman"/>
-                <w:sz w:val="20"/>
-              </w:rPr>
-              <w:t>1.240,00</w:t>
-            </w:r>
-          </w:p>
-        </w:tc>
-      </w:tr>
-      <w:tr>
-        <w:tc>
-          <w:tcPr>
-            <w:tcW w:type="dxa" w:w="4536"/>
-          </w:tcPr>
-          <w:p>
-            <w:r>
-              <w:rPr>
-                <w:rFonts w:ascii="Times New Roman" w:hAnsi="Times New Roman"/>
-                <w:sz w:val="20"/>
-              </w:rPr>
-              <w:t>Erlöse Betriebsfortführung (netto nach Kosten)</w:t>
-            </w:r>
-          </w:p>
-        </w:tc>
-        <w:tc>
-          <w:tcPr>
-            <w:tcW w:type="dxa" w:w="4536"/>
-          </w:tcPr>
-          <w:p>
-            <w:r>
-              <w:rPr>
-                <w:rFonts w:ascii="Times New Roman" w:hAnsi="Times New Roman"/>
-                <w:sz w:val="20"/>
-              </w:rPr>
-              <w:t>47.700,00</w:t>
-            </w:r>
-          </w:p>
-        </w:tc>
-      </w:tr>
-      <w:tr>
-        <w:tc>
-          <w:tcPr>
-            <w:tcW w:type="dxa" w:w="4536"/>
-          </w:tcPr>
-          <w:p>
-            <w:r>
-              <w:rPr>
-                <w:rFonts w:ascii="Times New Roman" w:hAnsi="Times New Roman"/>
-                <w:sz w:val="20"/>
-              </w:rPr>
-              <w:t>Maschinenverwertung (Einzelverwertung EML)</w:t>
-            </w:r>
-          </w:p>
-        </w:tc>
-        <w:tc>
-          <w:tcPr>
-            <w:tcW w:type="dxa" w:w="4536"/>
-          </w:tcPr>
-          <w:p>
-            <w:r>
-              <w:rPr>
-                <w:rFonts w:ascii="Times New Roman" w:hAnsi="Times New Roman"/>
-                <w:sz w:val="20"/>
-              </w:rPr>
-              <w:t>237.000,00</w:t>
-            </w:r>
-          </w:p>
-        </w:tc>
-      </w:tr>
-      <w:tr>
-        <w:tc>
-          <w:tcPr>
-            <w:tcW w:type="dxa" w:w="4536"/>
-          </w:tcPr>
-          <w:p>
-            <w:r>
-              <w:rPr>
-                <w:rFonts w:ascii="Times New Roman" w:hAnsi="Times New Roman"/>
-                <w:sz w:val="20"/>
-              </w:rPr>
-              <w:t>Online-Auktion Büro/IT/Kleinmaschinen</w:t>
-            </w:r>
-          </w:p>
-        </w:tc>
-        <w:tc>
-          <w:tcPr>
-            <w:tcW w:type="dxa" w:w="4536"/>
-          </w:tcPr>
-          <w:p>
-            <w:r>
-              <w:rPr>
-                <w:rFonts w:ascii="Times New Roman" w:hAnsi="Times New Roman"/>
-                <w:sz w:val="20"/>
-              </w:rPr>
-              <w:t>18.400,00</w:t>
-            </w:r>
-          </w:p>
-        </w:tc>
-      </w:tr>
-      <w:tr>
-        <w:tc>
-          <w:tcPr>
-            <w:tcW w:type="dxa" w:w="4536"/>
-          </w:tcPr>
-          <w:p>
-            <w:r>
-              <w:rPr>
-                <w:rFonts w:ascii="Times New Roman" w:hAnsi="Times New Roman"/>
-                <w:sz w:val="20"/>
-              </w:rPr>
-              <w:t>Verwertung Lackierkabine (Auktionshaus)</w:t>
-            </w:r>
-          </w:p>
-        </w:tc>
-        <w:tc>
-          <w:tcPr>
-            <w:tcW w:type="dxa" w:w="4536"/>
-          </w:tcPr>
-          <w:p>
-            <w:r>
-              <w:rPr>
-                <w:rFonts w:ascii="Times New Roman" w:hAnsi="Times New Roman"/>
-                <w:sz w:val="20"/>
-              </w:rPr>
-              <w:t>41.000,00</w:t>
-            </w:r>
-          </w:p>
-        </w:tc>
-      </w:tr>
-      <w:tr>
-        <w:tc>
-          <w:tcPr>
-            <w:tcW w:type="dxa" w:w="4536"/>
-          </w:tcPr>
-          <w:p>
-            <w:r>
-              <w:rPr>
-                <w:rFonts w:ascii="Times New Roman" w:hAnsi="Times New Roman"/>
-                <w:sz w:val="20"/>
-              </w:rPr>
-              <w:t>Kautionsrückzahlung Halle</w:t>
-            </w:r>
-          </w:p>
-        </w:tc>
-        <w:tc>
-          <w:tcPr>
-            <w:tcW w:type="dxa" w:w="4536"/>
-          </w:tcPr>
-          <w:p>
-            <w:r>
-              <w:rPr>
-                <w:rFonts w:ascii="Times New Roman" w:hAnsi="Times New Roman"/>
-                <w:sz w:val="20"/>
-              </w:rPr>
-              <w:t>12.000,00</w:t>
-            </w:r>
-          </w:p>
-        </w:tc>
-      </w:tr>
-      <w:tr>
-        <w:tc>
-          <w:tcPr>
-            <w:tcW w:type="dxa" w:w="4536"/>
-          </w:tcPr>
-          <w:p>
-            <w:r>
-              <w:rPr>
-                <w:rFonts w:ascii="Times New Roman" w:hAnsi="Times New Roman"/>
-                <w:sz w:val="20"/>
-              </w:rPr>
-              <w:t>Einzug Kundenforderungen (globalzediert)</w:t>
-            </w:r>
-          </w:p>
-        </w:tc>
-        <w:tc>
-          <w:tcPr>
-            <w:tcW w:type="dxa" w:w="4536"/>
-          </w:tcPr>
-          <w:p>
-            <w:r>
-              <w:rPr>
-                <w:rFonts w:ascii="Times New Roman" w:hAnsi="Times New Roman"/>
-                <w:sz w:val="20"/>
-              </w:rPr>
-              <w:t>172.000,00</w:t>
-            </w:r>
-          </w:p>
-        </w:tc>
-      </w:tr>
-      <w:tr>
-        <w:tc>
-          <w:tcPr>
-            <w:tcW w:type="dxa" w:w="4536"/>
-          </w:tcPr>
-          <w:p>
-            <w:r>
-              <w:rPr>
-                <w:rFonts w:ascii="Times New Roman" w:hAnsi="Times New Roman"/>
-                <w:sz w:val="20"/>
-              </w:rPr>
-              <w:t>Einzug freie Kundenforderungen</w:t>
-            </w:r>
-          </w:p>
-        </w:tc>
-        <w:tc>
-          <w:tcPr>
-            <w:tcW w:type="dxa" w:w="4536"/>
-          </w:tcPr>
-          <w:p>
-            <w:r>
-              <w:rPr>
-                <w:rFonts w:ascii="Times New Roman" w:hAnsi="Times New Roman"/>
-                <w:sz w:val="20"/>
-              </w:rPr>
-              <w:t>18.400,00</w:t>
-            </w:r>
-          </w:p>
-        </w:tc>
-      </w:tr>
-      <w:tr>
-        <w:tc>
-          <w:tcPr>
-            <w:tcW w:type="dxa" w:w="4536"/>
-          </w:tcPr>
-          <w:p>
-            <w:r>
-              <w:rPr>
-                <w:rFonts w:ascii="Times New Roman" w:hAnsi="Times New Roman"/>
-                <w:sz w:val="20"/>
-              </w:rPr>
-              <w:t>Vergleich Eigentumsvorbehalte Prignitz Forst</w:t>
-            </w:r>
-          </w:p>
-        </w:tc>
-        <w:tc>
-          <w:tcPr>
-            <w:tcW w:type="dxa" w:w="4536"/>
-          </w:tcPr>
-          <w:p>
-            <w:r>
-              <w:rPr>
-                <w:rFonts w:ascii="Times New Roman" w:hAnsi="Times New Roman"/>
-                <w:sz w:val="20"/>
-              </w:rPr>
-              <w:t>38.000,00</w:t>
-            </w:r>
-          </w:p>
-        </w:tc>
-      </w:tr>
-      <w:tr>
-        <w:tc>
-          <w:tcPr>
-            <w:tcW w:type="dxa" w:w="4536"/>
-          </w:tcPr>
-          <w:p>
-            <w:r>
-              <w:rPr>
-                <w:rFonts w:ascii="Times New Roman" w:hAnsi="Times New Roman"/>
-                <w:sz w:val="20"/>
-              </w:rPr>
-              <w:t>D&amp;O-Vergleich (§ 15b / § 43 GmbHG)</w:t>
-            </w:r>
-          </w:p>
-        </w:tc>
-        <w:tc>
-          <w:tcPr>
-            <w:tcW w:type="dxa" w:w="4536"/>
-          </w:tcPr>
-          <w:p>
-            <w:r>
-              <w:rPr>
-                <w:rFonts w:ascii="Times New Roman" w:hAnsi="Times New Roman"/>
-                <w:sz w:val="20"/>
-              </w:rPr>
-              <w:t>115.000,00</w:t>
-            </w:r>
-          </w:p>
-        </w:tc>
-      </w:tr>
-      <w:tr>
-        <w:tc>
-          <w:tcPr>
-            <w:tcW w:type="dxa" w:w="4536"/>
-          </w:tcPr>
-          <w:p>
-            <w:r>
-              <w:rPr>
-                <w:rFonts w:ascii="Times New Roman" w:hAnsi="Times New Roman"/>
-                <w:sz w:val="20"/>
-              </w:rPr>
-              <w:t>Anfechtungsvergleiche (A-1 bis A-4 gesamt)</w:t>
-            </w:r>
-          </w:p>
-        </w:tc>
-        <w:tc>
-          <w:tcPr>
-            <w:tcW w:type="dxa" w:w="4536"/>
-          </w:tcPr>
-          <w:p>
-            <w:r>
-              <w:rPr>
-                <w:rFonts w:ascii="Times New Roman" w:hAnsi="Times New Roman"/>
-                <w:sz w:val="20"/>
-              </w:rPr>
-              <w:t>41.000,00</w:t>
-            </w:r>
-          </w:p>
-        </w:tc>
-      </w:tr>
-      <w:tr>
-        <w:tc>
-          <w:tcPr>
-            <w:tcW w:type="dxa" w:w="4536"/>
-          </w:tcPr>
-          <w:p>
-            <w:r>
-              <w:rPr>
-                <w:rFonts w:ascii="Times New Roman" w:hAnsi="Times New Roman"/>
-                <w:sz w:val="20"/>
-              </w:rPr>
-              <w:t>Steuererstattung KSt/GewSt 2026</w:t>
-            </w:r>
-          </w:p>
-        </w:tc>
-        <w:tc>
-          <w:tcPr>
-            <w:tcW w:type="dxa" w:w="4536"/>
-          </w:tcPr>
-          <w:p>
-            <w:r>
-              <w:rPr>
-                <w:rFonts w:ascii="Times New Roman" w:hAnsi="Times New Roman"/>
-                <w:sz w:val="20"/>
-              </w:rPr>
-              <w:t>14.200,00</w:t>
-            </w:r>
-          </w:p>
-        </w:tc>
-      </w:tr>
-      <w:tr>
-        <w:tc>
-          <w:tcPr>
-            <w:tcW w:type="dxa" w:w="4536"/>
-          </w:tcPr>
-          <w:p>
-            <w:r>
-              <w:rPr>
-                <w:rFonts w:ascii="Times New Roman" w:hAnsi="Times New Roman"/>
-                <w:b/>
-                <w:sz w:val="20"/>
-              </w:rPr>
-              <w:t>Gesamteinnahmen</w:t>
-            </w:r>
-          </w:p>
-        </w:tc>
-        <w:tc>
-          <w:tcPr>
-            <w:tcW w:type="dxa" w:w="4536"/>
-          </w:tcPr>
-          <w:p>
-            <w:r>
-              <w:rPr>
-                <w:rFonts w:ascii="Times New Roman" w:hAnsi="Times New Roman"/>
-                <w:b/>
-                <w:sz w:val="20"/>
-              </w:rPr>
-              <w:t>777.830,00</w:t>
-            </w:r>
-          </w:p>
-        </w:tc>
-      </w:tr>
-    </w:tbl>
-    <w:p>
-      <w:pPr>
-        <w:pStyle w:val="Heading3"/>
-        <w:spacing w:line="259" w:lineRule="auto" w:after="60"/>
-      </w:pPr>
-      <w:r>
-        <w:rPr>
-          <w:rFonts w:ascii="Times New Roman" w:hAnsi="Times New Roman"/>
-        </w:rPr>
-        <w:t>II.2 Ausgaben (Masseverbindlichkeiten und Kosten)</w:t>
-      </w:r>
-    </w:p>
-    <w:tbl>
-      <w:tblPr>
-        <w:tblStyle w:val="TableGrid"/>
-        <w:tblW w:type="auto" w:w="0"/>
-        <w:tblLook w:firstColumn="1" w:firstRow="1" w:lastColumn="0" w:lastRow="0" w:noHBand="0" w:noVBand="1" w:val="04A0"/>
-      </w:tblPr>
-      <w:tblGrid>
-        <w:gridCol w:w="4536"/>
-        <w:gridCol w:w="4536"/>
-      </w:tblGrid>
-      <w:tr>
-        <w:tc>
-          <w:tcPr>
-            <w:tcW w:type="dxa" w:w="4536"/>
+            <w:tcW w:type="dxa" w:w="3248"/>
+            <w:shd w:fill="D9EAF7"/>
           </w:tcPr>
           <w:p>
             <w:r>
@@ -970,7 +332,8 @@
         </w:tc>
         <w:tc>
           <w:tcPr>
-            <w:tcW w:type="dxa" w:w="4536"/>
+            <w:tcW w:type="dxa" w:w="3248"/>
+            <w:shd w:fill="D9EAF7"/>
           </w:tcPr>
           <w:p>
             <w:r>
@@ -979,345 +342,14 @@
                 <w:b/>
                 <w:sz w:val="20"/>
               </w:rPr>
-              <w:t>Betrag (EUR)</w:t>
-            </w:r>
-          </w:p>
-        </w:tc>
-      </w:tr>
-      <w:tr>
-        <w:tc>
-          <w:tcPr>
-            <w:tcW w:type="dxa" w:w="4536"/>
-          </w:tcPr>
-          <w:p>
-            <w:r>
-              <w:rPr>
-                <w:rFonts w:ascii="Times New Roman" w:hAnsi="Times New Roman"/>
-                <w:sz w:val="20"/>
-              </w:rPr>
-              <w:t>Betriebsfortführungskosten</w:t>
+              <w:t>Bruttozufluss oder Ergebnis</w:t>
             </w:r>
           </w:p>
         </w:tc>
         <w:tc>
           <w:tcPr>
-            <w:tcW w:type="dxa" w:w="4536"/>
-          </w:tcPr>
-          <w:p>
-            <w:r>
-              <w:rPr>
-                <w:rFonts w:ascii="Times New Roman" w:hAnsi="Times New Roman"/>
-                <w:sz w:val="20"/>
-              </w:rPr>
-              <w:t>43.200,00</w:t>
-            </w:r>
-          </w:p>
-        </w:tc>
-      </w:tr>
-      <w:tr>
-        <w:tc>
-          <w:tcPr>
-            <w:tcW w:type="dxa" w:w="4536"/>
-          </w:tcPr>
-          <w:p>
-            <w:r>
-              <w:rPr>
-                <w:rFonts w:ascii="Times New Roman" w:hAnsi="Times New Roman"/>
-                <w:sz w:val="20"/>
-              </w:rPr>
-              <w:t>Lohnzahlungen Fortführungsphase (Mai–Juni 2026)</w:t>
-            </w:r>
-          </w:p>
-        </w:tc>
-        <w:tc>
-          <w:tcPr>
-            <w:tcW w:type="dxa" w:w="4536"/>
-          </w:tcPr>
-          <w:p>
-            <w:r>
-              <w:rPr>
-                <w:rFonts w:ascii="Times New Roman" w:hAnsi="Times New Roman"/>
-                <w:sz w:val="20"/>
-              </w:rPr>
-              <w:t>24.800,00</w:t>
-            </w:r>
-          </w:p>
-        </w:tc>
-      </w:tr>
-      <w:tr>
-        <w:tc>
-          <w:tcPr>
-            <w:tcW w:type="dxa" w:w="4536"/>
-          </w:tcPr>
-          <w:p>
-            <w:r>
-              <w:rPr>
-                <w:rFonts w:ascii="Times New Roman" w:hAnsi="Times New Roman"/>
-                <w:sz w:val="20"/>
-              </w:rPr>
-              <w:t>Insolvenzgeldvorfinanzierung (Rückzahlung an Vorfinanzierer)</w:t>
-            </w:r>
-          </w:p>
-        </w:tc>
-        <w:tc>
-          <w:tcPr>
-            <w:tcW w:type="dxa" w:w="4536"/>
-          </w:tcPr>
-          <w:p>
-            <w:r>
-              <w:rPr>
-                <w:rFonts w:ascii="Times New Roman" w:hAnsi="Times New Roman"/>
-                <w:sz w:val="20"/>
-              </w:rPr>
-              <w:t>236.000,00</w:t>
-            </w:r>
-          </w:p>
-        </w:tc>
-      </w:tr>
-      <w:tr>
-        <w:tc>
-          <w:tcPr>
-            <w:tcW w:type="dxa" w:w="4536"/>
-          </w:tcPr>
-          <w:p>
-            <w:r>
-              <w:rPr>
-                <w:rFonts w:ascii="Times New Roman" w:hAnsi="Times New Roman"/>
-                <w:sz w:val="20"/>
-              </w:rPr>
-              <w:t>Masseverbindlichkeiten Lieferanten</w:t>
-            </w:r>
-          </w:p>
-        </w:tc>
-        <w:tc>
-          <w:tcPr>
-            <w:tcW w:type="dxa" w:w="4536"/>
-          </w:tcPr>
-          <w:p>
-            <w:r>
-              <w:rPr>
-                <w:rFonts w:ascii="Times New Roman" w:hAnsi="Times New Roman"/>
-                <w:sz w:val="20"/>
-              </w:rPr>
-              <w:t>42.000,00</w:t>
-            </w:r>
-          </w:p>
-        </w:tc>
-      </w:tr>
-      <w:tr>
-        <w:tc>
-          <w:tcPr>
-            <w:tcW w:type="dxa" w:w="4536"/>
-          </w:tcPr>
-          <w:p>
-            <w:r>
-              <w:rPr>
-                <w:rFonts w:ascii="Times New Roman" w:hAnsi="Times New Roman"/>
-                <w:sz w:val="20"/>
-              </w:rPr>
-              <w:t>Masseverbindlichkeiten Miete (Mai–Juni 2026)</w:t>
-            </w:r>
-          </w:p>
-        </w:tc>
-        <w:tc>
-          <w:tcPr>
-            <w:tcW w:type="dxa" w:w="4536"/>
-          </w:tcPr>
-          <w:p>
-            <w:r>
-              <w:rPr>
-                <w:rFonts w:ascii="Times New Roman" w:hAnsi="Times New Roman"/>
-                <w:sz w:val="20"/>
-              </w:rPr>
-              <w:t>18.000,00</w:t>
-            </w:r>
-          </w:p>
-        </w:tc>
-      </w:tr>
-      <w:tr>
-        <w:tc>
-          <w:tcPr>
-            <w:tcW w:type="dxa" w:w="4536"/>
-          </w:tcPr>
-          <w:p>
-            <w:r>
-              <w:rPr>
-                <w:rFonts w:ascii="Times New Roman" w:hAnsi="Times New Roman"/>
-                <w:sz w:val="20"/>
-              </w:rPr>
-              <w:t>Masseverbindlichkeiten Steuer (USt Fortführung)</w:t>
-            </w:r>
-          </w:p>
-        </w:tc>
-        <w:tc>
-          <w:tcPr>
-            <w:tcW w:type="dxa" w:w="4536"/>
-          </w:tcPr>
-          <w:p>
-            <w:r>
-              <w:rPr>
-                <w:rFonts w:ascii="Times New Roman" w:hAnsi="Times New Roman"/>
-                <w:sz w:val="20"/>
-              </w:rPr>
-              <w:t>21.000,00</w:t>
-            </w:r>
-          </w:p>
-        </w:tc>
-      </w:tr>
-      <w:tr>
-        <w:tc>
-          <w:tcPr>
-            <w:tcW w:type="dxa" w:w="4536"/>
-          </w:tcPr>
-          <w:p>
-            <w:r>
-              <w:rPr>
-                <w:rFonts w:ascii="Times New Roman" w:hAnsi="Times New Roman"/>
-                <w:sz w:val="20"/>
-              </w:rPr>
-              <w:t>Kosten Sachverständigengutachten</w:t>
-            </w:r>
-          </w:p>
-        </w:tc>
-        <w:tc>
-          <w:tcPr>
-            <w:tcW w:type="dxa" w:w="4536"/>
-          </w:tcPr>
-          <w:p>
-            <w:r>
-              <w:rPr>
-                <w:rFonts w:ascii="Times New Roman" w:hAnsi="Times New Roman"/>
-                <w:sz w:val="20"/>
-              </w:rPr>
-              <w:t>6.600,00</w:t>
-            </w:r>
-          </w:p>
-        </w:tc>
-      </w:tr>
-      <w:tr>
-        <w:tc>
-          <w:tcPr>
-            <w:tcW w:type="dxa" w:w="4536"/>
-          </w:tcPr>
-          <w:p>
-            <w:r>
-              <w:rPr>
-                <w:rFonts w:ascii="Times New Roman" w:hAnsi="Times New Roman"/>
-                <w:sz w:val="20"/>
-              </w:rPr>
-              <w:t>Kosten Auktionshaus und Händler (Provision 4 %)</w:t>
-            </w:r>
-          </w:p>
-        </w:tc>
-        <w:tc>
-          <w:tcPr>
-            <w:tcW w:type="dxa" w:w="4536"/>
-          </w:tcPr>
-          <w:p>
-            <w:r>
-              <w:rPr>
-                <w:rFonts w:ascii="Times New Roman" w:hAnsi="Times New Roman"/>
-                <w:sz w:val="20"/>
-              </w:rPr>
-              <w:t>12.040,00</w:t>
-            </w:r>
-          </w:p>
-        </w:tc>
-      </w:tr>
-      <w:tr>
-        <w:tc>
-          <w:tcPr>
-            <w:tcW w:type="dxa" w:w="4536"/>
-          </w:tcPr>
-          <w:p>
-            <w:r>
-              <w:rPr>
-                <w:rFonts w:ascii="Times New Roman" w:hAnsi="Times New Roman"/>
-                <w:sz w:val="20"/>
-              </w:rPr>
-              <w:t>Gerichtskosten (Eröffnungsgebühr, Laufzeit)</w:t>
-            </w:r>
-          </w:p>
-        </w:tc>
-        <w:tc>
-          <w:tcPr>
-            <w:tcW w:type="dxa" w:w="4536"/>
-          </w:tcPr>
-          <w:p>
-            <w:r>
-              <w:rPr>
-                <w:rFonts w:ascii="Times New Roman" w:hAnsi="Times New Roman"/>
-                <w:sz w:val="20"/>
-              </w:rPr>
-              <w:t>8.200,00</w:t>
-            </w:r>
-          </w:p>
-        </w:tc>
-      </w:tr>
-      <w:tr>
-        <w:tc>
-          <w:tcPr>
-            <w:tcW w:type="dxa" w:w="4536"/>
-          </w:tcPr>
-          <w:p>
-            <w:r>
-              <w:rPr>
-                <w:rFonts w:ascii="Times New Roman" w:hAnsi="Times New Roman"/>
-                <w:sz w:val="20"/>
-              </w:rPr>
-              <w:t>Kosten Insolvenzbekanntmachung, Zustellungen</w:t>
-            </w:r>
-          </w:p>
-        </w:tc>
-        <w:tc>
-          <w:tcPr>
-            <w:tcW w:type="dxa" w:w="4536"/>
-          </w:tcPr>
-          <w:p>
-            <w:r>
-              <w:rPr>
-                <w:rFonts w:ascii="Times New Roman" w:hAnsi="Times New Roman"/>
-                <w:sz w:val="20"/>
-              </w:rPr>
-              <w:t>1.400,00</w:t>
-            </w:r>
-          </w:p>
-        </w:tc>
-      </w:tr>
-      <w:tr>
-        <w:tc>
-          <w:tcPr>
-            <w:tcW w:type="dxa" w:w="4536"/>
-          </w:tcPr>
-          <w:p>
-            <w:r>
-              <w:rPr>
-                <w:rFonts w:ascii="Times New Roman" w:hAnsi="Times New Roman"/>
-                <w:sz w:val="20"/>
-              </w:rPr>
-              <w:t>Vergütung Insolvenzverwalterin (inkl. MwSt., festges. durch Gericht)</w:t>
-            </w:r>
-          </w:p>
-        </w:tc>
-        <w:tc>
-          <w:tcPr>
-            <w:tcW w:type="dxa" w:w="4536"/>
-          </w:tcPr>
-          <w:p>
-            <w:r>
-              <w:rPr>
-                <w:rFonts w:ascii="Times New Roman" w:hAnsi="Times New Roman"/>
-                <w:sz w:val="20"/>
-              </w:rPr>
-              <w:t>74.800,00</w:t>
-            </w:r>
-          </w:p>
-        </w:tc>
-      </w:tr>
-      <w:tr>
-        <w:tc>
-          <w:tcPr>
-            <w:tcW w:type="dxa" w:w="4536"/>
+            <w:tcW w:type="dxa" w:w="3248"/>
+            <w:shd w:fill="D9EAF7"/>
           </w:tcPr>
           <w:p>
             <w:r>
@@ -1326,13 +358,329 @@
                 <w:b/>
                 <w:sz w:val="20"/>
               </w:rPr>
-              <w:t>Gesamtausgaben</w:t>
+              <w:t>Behandlung</w:t>
+            </w:r>
+          </w:p>
+        </w:tc>
+      </w:tr>
+      <w:tr>
+        <w:tc>
+          <w:tcPr>
+            <w:tcW w:type="dxa" w:w="3248"/>
+            <w:vAlign w:val="top"/>
+          </w:tcPr>
+          <w:p>
+            <w:r>
+              <w:rPr>
+                <w:rFonts w:ascii="Times New Roman" w:hAnsi="Times New Roman"/>
+                <w:sz w:val="18"/>
+              </w:rPr>
+              <w:t>Maschinen und Sicherungsgut</w:t>
             </w:r>
           </w:p>
         </w:tc>
         <w:tc>
           <w:tcPr>
-            <w:tcW w:type="dxa" w:w="4536"/>
+            <w:tcW w:type="dxa" w:w="3248"/>
+            <w:vAlign w:val="top"/>
+          </w:tcPr>
+          <w:p>
+            <w:r>
+              <w:rPr>
+                <w:rFonts w:ascii="Times New Roman" w:hAnsi="Times New Roman"/>
+                <w:sz w:val="18"/>
+              </w:rPr>
+              <w:t>343.500,00 EUR</w:t>
+            </w:r>
+          </w:p>
+        </w:tc>
+        <w:tc>
+          <w:tcPr>
+            <w:tcW w:type="dxa" w:w="3248"/>
+            <w:vAlign w:val="top"/>
+          </w:tcPr>
+          <w:p>
+            <w:r>
+              <w:rPr>
+                <w:rFonts w:ascii="Times New Roman" w:hAnsi="Times New Roman"/>
+                <w:sz w:val="18"/>
+              </w:rPr>
+              <w:t>gesondertes Sicherheitenkonto; vollständig an Havelbank ausgekehrt</w:t>
+            </w:r>
+          </w:p>
+        </w:tc>
+      </w:tr>
+      <w:tr>
+        <w:tc>
+          <w:tcPr>
+            <w:tcW w:type="dxa" w:w="3248"/>
+            <w:vAlign w:val="top"/>
+          </w:tcPr>
+          <w:p>
+            <w:r>
+              <w:rPr>
+                <w:rFonts w:ascii="Times New Roman" w:hAnsi="Times New Roman"/>
+                <w:sz w:val="18"/>
+              </w:rPr>
+              <w:t>Freie Verwertung und Forderungseinzug</w:t>
+            </w:r>
+          </w:p>
+        </w:tc>
+        <w:tc>
+          <w:tcPr>
+            <w:tcW w:type="dxa" w:w="3248"/>
+            <w:vAlign w:val="top"/>
+          </w:tcPr>
+          <w:p>
+            <w:r>
+              <w:rPr>
+                <w:rFonts w:ascii="Times New Roman" w:hAnsi="Times New Roman"/>
+                <w:sz w:val="18"/>
+              </w:rPr>
+              <w:t>428.630,00 EUR</w:t>
+            </w:r>
+          </w:p>
+        </w:tc>
+        <w:tc>
+          <w:tcPr>
+            <w:tcW w:type="dxa" w:w="3248"/>
+            <w:vAlign w:val="top"/>
+          </w:tcPr>
+          <w:p>
+            <w:r>
+              <w:rPr>
+                <w:rFonts w:ascii="Times New Roman" w:hAnsi="Times New Roman"/>
+                <w:sz w:val="18"/>
+              </w:rPr>
+              <w:t>freie Masse</w:t>
+            </w:r>
+          </w:p>
+        </w:tc>
+      </w:tr>
+      <w:tr>
+        <w:tc>
+          <w:tcPr>
+            <w:tcW w:type="dxa" w:w="3248"/>
+            <w:vAlign w:val="top"/>
+          </w:tcPr>
+          <w:p>
+            <w:r>
+              <w:rPr>
+                <w:rFonts w:ascii="Times New Roman" w:hAnsi="Times New Roman"/>
+                <w:sz w:val="18"/>
+              </w:rPr>
+              <w:t>D&amp;O-Vergleich</w:t>
+            </w:r>
+          </w:p>
+        </w:tc>
+        <w:tc>
+          <w:tcPr>
+            <w:tcW w:type="dxa" w:w="3248"/>
+            <w:vAlign w:val="top"/>
+          </w:tcPr>
+          <w:p>
+            <w:r>
+              <w:rPr>
+                <w:rFonts w:ascii="Times New Roman" w:hAnsi="Times New Roman"/>
+                <w:sz w:val="18"/>
+              </w:rPr>
+              <w:t>115.000,00 EUR</w:t>
+            </w:r>
+          </w:p>
+        </w:tc>
+        <w:tc>
+          <w:tcPr>
+            <w:tcW w:type="dxa" w:w="3248"/>
+            <w:vAlign w:val="top"/>
+          </w:tcPr>
+          <w:p>
+            <w:r>
+              <w:rPr>
+                <w:rFonts w:ascii="Times New Roman" w:hAnsi="Times New Roman"/>
+                <w:sz w:val="18"/>
+              </w:rPr>
+              <w:t>freie Masse; Vergleich erledigt</w:t>
+            </w:r>
+          </w:p>
+        </w:tc>
+      </w:tr>
+      <w:tr>
+        <w:tc>
+          <w:tcPr>
+            <w:tcW w:type="dxa" w:w="3248"/>
+            <w:vAlign w:val="top"/>
+          </w:tcPr>
+          <w:p>
+            <w:r>
+              <w:rPr>
+                <w:rFonts w:ascii="Times New Roman" w:hAnsi="Times New Roman"/>
+                <w:sz w:val="18"/>
+              </w:rPr>
+              <w:t>Anfechtungsvergleiche</w:t>
+            </w:r>
+          </w:p>
+        </w:tc>
+        <w:tc>
+          <w:tcPr>
+            <w:tcW w:type="dxa" w:w="3248"/>
+            <w:vAlign w:val="top"/>
+          </w:tcPr>
+          <w:p>
+            <w:r>
+              <w:rPr>
+                <w:rFonts w:ascii="Times New Roman" w:hAnsi="Times New Roman"/>
+                <w:sz w:val="18"/>
+              </w:rPr>
+              <w:t>41.000,00 EUR</w:t>
+            </w:r>
+          </w:p>
+        </w:tc>
+        <w:tc>
+          <w:tcPr>
+            <w:tcW w:type="dxa" w:w="3248"/>
+            <w:vAlign w:val="top"/>
+          </w:tcPr>
+          <w:p>
+            <w:r>
+              <w:rPr>
+                <w:rFonts w:ascii="Times New Roman" w:hAnsi="Times New Roman"/>
+                <w:sz w:val="18"/>
+              </w:rPr>
+              <w:t>freie Masse; vollständig bezahlt</w:t>
+            </w:r>
+          </w:p>
+        </w:tc>
+      </w:tr>
+      <w:tr>
+        <w:tc>
+          <w:tcPr>
+            <w:tcW w:type="dxa" w:w="3248"/>
+            <w:vAlign w:val="top"/>
+          </w:tcPr>
+          <w:p>
+            <w:r>
+              <w:rPr>
+                <w:rFonts w:ascii="Times New Roman" w:hAnsi="Times New Roman"/>
+                <w:sz w:val="18"/>
+              </w:rPr>
+              <w:t>Steuererstattung</w:t>
+            </w:r>
+          </w:p>
+        </w:tc>
+        <w:tc>
+          <w:tcPr>
+            <w:tcW w:type="dxa" w:w="3248"/>
+            <w:vAlign w:val="top"/>
+          </w:tcPr>
+          <w:p>
+            <w:r>
+              <w:rPr>
+                <w:rFonts w:ascii="Times New Roman" w:hAnsi="Times New Roman"/>
+                <w:sz w:val="18"/>
+              </w:rPr>
+              <w:t>14.200,00 EUR</w:t>
+            </w:r>
+          </w:p>
+        </w:tc>
+        <w:tc>
+          <w:tcPr>
+            <w:tcW w:type="dxa" w:w="3248"/>
+            <w:vAlign w:val="top"/>
+          </w:tcPr>
+          <w:p>
+            <w:r>
+              <w:rPr>
+                <w:rFonts w:ascii="Times New Roman" w:hAnsi="Times New Roman"/>
+                <w:sz w:val="18"/>
+              </w:rPr>
+              <w:t>eingegangen und gebucht</w:t>
+            </w:r>
+          </w:p>
+        </w:tc>
+      </w:tr>
+      <w:tr>
+        <w:tc>
+          <w:tcPr>
+            <w:tcW w:type="dxa" w:w="3248"/>
+            <w:vAlign w:val="top"/>
+          </w:tcPr>
+          <w:p>
+            <w:r>
+              <w:rPr>
+                <w:rFonts w:ascii="Times New Roman" w:hAnsi="Times New Roman"/>
+                <w:sz w:val="18"/>
+              </w:rPr>
+              <w:t>Sonstige freie Zuflüsse</w:t>
+            </w:r>
+          </w:p>
+        </w:tc>
+        <w:tc>
+          <w:tcPr>
+            <w:tcW w:type="dxa" w:w="3248"/>
+            <w:vAlign w:val="top"/>
+          </w:tcPr>
+          <w:p>
+            <w:r>
+              <w:rPr>
+                <w:rFonts w:ascii="Times New Roman" w:hAnsi="Times New Roman"/>
+                <w:sz w:val="18"/>
+              </w:rPr>
+              <w:t>179.000,00 EUR</w:t>
+            </w:r>
+          </w:p>
+        </w:tc>
+        <w:tc>
+          <w:tcPr>
+            <w:tcW w:type="dxa" w:w="3248"/>
+            <w:vAlign w:val="top"/>
+          </w:tcPr>
+          <w:p>
+            <w:r>
+              <w:rPr>
+                <w:rFonts w:ascii="Times New Roman" w:hAnsi="Times New Roman"/>
+                <w:sz w:val="18"/>
+              </w:rPr>
+              <w:t>Fortführung, Kaution und weitere Positionen</w:t>
+            </w:r>
+          </w:p>
+        </w:tc>
+      </w:tr>
+    </w:tbl>
+    <w:p/>
+    <w:p>
+      <w:pPr>
+        <w:spacing w:after="120"/>
+      </w:pPr>
+      <w:r>
+        <w:t>Die gesicherte Forderung der Havelbank eG wurde zum Abschluss mit 480.000,00 EUR festgestellt. Auf sie wurden 343.500,00 EUR aus dem Sicherungsgut ausgekehrt. Der verbleibende Ausfall von 136.500,00 EUR ist in der Forderungsbasis nach § 38 InsO enthalten. Eine Doppelberücksichtigung findet nicht statt.</w:t>
+      </w:r>
+    </w:p>
+    <w:p>
+      <w:pPr>
+        <w:pStyle w:val="Heading1"/>
+      </w:pPr>
+      <w:r>
+        <w:t>4. Schlussrechnung und Kontenabgleich</w:t>
+      </w:r>
+    </w:p>
+    <w:tbl>
+      <w:tblPr>
+        <w:tblStyle w:val="TableGrid"/>
+        <w:tblW w:type="auto" w:w="0"/>
+        <w:jc w:val="center"/>
+        <w:tblLook w:firstColumn="1" w:firstRow="1" w:lastColumn="0" w:lastRow="0" w:noHBand="0" w:noVBand="1" w:val="04A0"/>
+      </w:tblPr>
+      <w:tblGrid>
+        <w:gridCol w:w="2436"/>
+        <w:gridCol w:w="2436"/>
+        <w:gridCol w:w="2436"/>
+        <w:gridCol w:w="2436"/>
+      </w:tblGrid>
+      <w:tr>
+        <w:tc>
+          <w:tcPr>
+            <w:tcW w:type="dxa" w:w="2436"/>
+            <w:shd w:fill="D9EAF7"/>
           </w:tcPr>
           <w:p>
             <w:r>
@@ -1341,44 +689,14 @@
                 <w:b/>
                 <w:sz w:val="20"/>
               </w:rPr>
-              <w:t>488.040,00</w:t>
+              <w:t>Rechenblock</w:t>
             </w:r>
           </w:p>
         </w:tc>
-      </w:tr>
-    </w:tbl>
-    <w:p>
-      <w:pPr>
-        <w:pStyle w:val="Heading3"/>
-        <w:spacing w:line="259" w:lineRule="auto" w:after="60"/>
-      </w:pPr>
-      <w:r>
-        <w:rPr>
-          <w:rFonts w:ascii="Times New Roman" w:hAnsi="Times New Roman"/>
-        </w:rPr>
-        <w:t>II.3 Verteilungsmasse</w:t>
-      </w:r>
-    </w:p>
-    <w:tbl>
-      <w:tblPr>
-        <w:tblStyle w:val="TableGrid"/>
-        <w:tblW w:type="auto" w:w="0"/>
-        <w:tblLook w:firstColumn="1" w:firstRow="1" w:lastColumn="0" w:lastRow="0" w:noHBand="0" w:noVBand="1" w:val="04A0"/>
-      </w:tblPr>
-      <w:tblGrid>
-        <w:gridCol w:w="4536"/>
-        <w:gridCol w:w="4536"/>
-      </w:tblGrid>
-      <w:tr>
         <w:tc>
           <w:tcPr>
-            <w:tcW w:type="dxa" w:w="4536"/>
-          </w:tcPr>
-          <w:p/>
-        </w:tc>
-        <w:tc>
-          <w:tcPr>
-            <w:tcW w:type="dxa" w:w="4536"/>
+            <w:tcW w:type="dxa" w:w="2436"/>
+            <w:shd w:fill="D9EAF7"/>
           </w:tcPr>
           <w:p>
             <w:r>
@@ -1387,75 +705,14 @@
                 <w:b/>
                 <w:sz w:val="20"/>
               </w:rPr>
-              <w:t>Betrag (EUR)</w:t>
-            </w:r>
-          </w:p>
-        </w:tc>
-      </w:tr>
-      <w:tr>
-        <w:tc>
-          <w:tcPr>
-            <w:tcW w:type="dxa" w:w="4536"/>
-          </w:tcPr>
-          <w:p>
-            <w:r>
-              <w:rPr>
-                <w:rFonts w:ascii="Times New Roman" w:hAnsi="Times New Roman"/>
-                <w:sz w:val="20"/>
-              </w:rPr>
-              <w:t>Gesamteinnahmen</w:t>
+              <w:t>Einnahmen</w:t>
             </w:r>
           </w:p>
         </w:tc>
         <w:tc>
           <w:tcPr>
-            <w:tcW w:type="dxa" w:w="4536"/>
-          </w:tcPr>
-          <w:p>
-            <w:r>
-              <w:rPr>
-                <w:rFonts w:ascii="Times New Roman" w:hAnsi="Times New Roman"/>
-                <w:sz w:val="20"/>
-              </w:rPr>
-              <w:t>777.830,00</w:t>
-            </w:r>
-          </w:p>
-        </w:tc>
-      </w:tr>
-      <w:tr>
-        <w:tc>
-          <w:tcPr>
-            <w:tcW w:type="dxa" w:w="4536"/>
-          </w:tcPr>
-          <w:p>
-            <w:r>
-              <w:rPr>
-                <w:rFonts w:ascii="Times New Roman" w:hAnsi="Times New Roman"/>
-                <w:sz w:val="20"/>
-              </w:rPr>
-              <w:t>./. Gesamtausgaben</w:t>
-            </w:r>
-          </w:p>
-        </w:tc>
-        <w:tc>
-          <w:tcPr>
-            <w:tcW w:type="dxa" w:w="4536"/>
-          </w:tcPr>
-          <w:p>
-            <w:r>
-              <w:rPr>
-                <w:rFonts w:ascii="Times New Roman" w:hAnsi="Times New Roman"/>
-                <w:sz w:val="20"/>
-              </w:rPr>
-              <w:t>–488.040,00</w:t>
-            </w:r>
-          </w:p>
-        </w:tc>
-      </w:tr>
-      <w:tr>
-        <w:tc>
-          <w:tcPr>
-            <w:tcW w:type="dxa" w:w="4536"/>
+            <w:tcW w:type="dxa" w:w="2436"/>
+            <w:shd w:fill="D9EAF7"/>
           </w:tcPr>
           <w:p>
             <w:r>
@@ -1464,13 +721,14 @@
                 <w:b/>
                 <w:sz w:val="20"/>
               </w:rPr>
-              <w:t>Verbleibende Verteilungsmasse</w:t>
+              <w:t>Ausgaben</w:t>
             </w:r>
           </w:p>
         </w:tc>
         <w:tc>
           <w:tcPr>
-            <w:tcW w:type="dxa" w:w="4536"/>
+            <w:tcW w:type="dxa" w:w="2436"/>
+            <w:shd w:fill="D9EAF7"/>
           </w:tcPr>
           <w:p>
             <w:r>
@@ -1479,101 +737,240 @@
                 <w:b/>
                 <w:sz w:val="20"/>
               </w:rPr>
-              <w:t>289.790,00</w:t>
+              <w:t>Saldo</w:t>
+            </w:r>
+          </w:p>
+        </w:tc>
+      </w:tr>
+      <w:tr>
+        <w:tc>
+          <w:tcPr>
+            <w:tcW w:type="dxa" w:w="2436"/>
+            <w:vAlign w:val="top"/>
+          </w:tcPr>
+          <w:p>
+            <w:r>
+              <w:rPr>
+                <w:rFonts w:ascii="Times New Roman" w:hAnsi="Times New Roman"/>
+                <w:sz w:val="18"/>
+              </w:rPr>
+              <w:t>Freie Massebewegungen</w:t>
+            </w:r>
+          </w:p>
+        </w:tc>
+        <w:tc>
+          <w:tcPr>
+            <w:tcW w:type="dxa" w:w="2436"/>
+            <w:vAlign w:val="top"/>
+          </w:tcPr>
+          <w:p>
+            <w:r>
+              <w:rPr>
+                <w:rFonts w:ascii="Times New Roman" w:hAnsi="Times New Roman"/>
+                <w:sz w:val="18"/>
+              </w:rPr>
+              <w:t>777.830,00 EUR</w:t>
+            </w:r>
+          </w:p>
+        </w:tc>
+        <w:tc>
+          <w:tcPr>
+            <w:tcW w:type="dxa" w:w="2436"/>
+            <w:vAlign w:val="top"/>
+          </w:tcPr>
+          <w:p>
+            <w:r>
+              <w:rPr>
+                <w:rFonts w:ascii="Times New Roman" w:hAnsi="Times New Roman"/>
+                <w:sz w:val="18"/>
+              </w:rPr>
+              <w:t>488.040,00 EUR</w:t>
+            </w:r>
+          </w:p>
+        </w:tc>
+        <w:tc>
+          <w:tcPr>
+            <w:tcW w:type="dxa" w:w="2436"/>
+            <w:vAlign w:val="top"/>
+          </w:tcPr>
+          <w:p>
+            <w:r>
+              <w:rPr>
+                <w:rFonts w:ascii="Times New Roman" w:hAnsi="Times New Roman"/>
+                <w:sz w:val="18"/>
+              </w:rPr>
+              <w:t>289.790,00 EUR</w:t>
+            </w:r>
+          </w:p>
+        </w:tc>
+      </w:tr>
+      <w:tr>
+        <w:tc>
+          <w:tcPr>
+            <w:tcW w:type="dxa" w:w="2436"/>
+            <w:vAlign w:val="top"/>
+          </w:tcPr>
+          <w:p>
+            <w:r>
+              <w:rPr>
+                <w:rFonts w:ascii="Times New Roman" w:hAnsi="Times New Roman"/>
+                <w:sz w:val="18"/>
+              </w:rPr>
+              <w:t>Sicherheitenkonto Havelbank</w:t>
+            </w:r>
+          </w:p>
+        </w:tc>
+        <w:tc>
+          <w:tcPr>
+            <w:tcW w:type="dxa" w:w="2436"/>
+            <w:vAlign w:val="top"/>
+          </w:tcPr>
+          <w:p>
+            <w:r>
+              <w:rPr>
+                <w:rFonts w:ascii="Times New Roman" w:hAnsi="Times New Roman"/>
+                <w:sz w:val="18"/>
+              </w:rPr>
+              <w:t>343.500,00 EUR</w:t>
+            </w:r>
+          </w:p>
+        </w:tc>
+        <w:tc>
+          <w:tcPr>
+            <w:tcW w:type="dxa" w:w="2436"/>
+            <w:vAlign w:val="top"/>
+          </w:tcPr>
+          <w:p>
+            <w:r>
+              <w:rPr>
+                <w:rFonts w:ascii="Times New Roman" w:hAnsi="Times New Roman"/>
+                <w:sz w:val="18"/>
+              </w:rPr>
+              <w:t>343.500,00 EUR</w:t>
+            </w:r>
+          </w:p>
+        </w:tc>
+        <w:tc>
+          <w:tcPr>
+            <w:tcW w:type="dxa" w:w="2436"/>
+            <w:vAlign w:val="top"/>
+          </w:tcPr>
+          <w:p>
+            <w:r>
+              <w:rPr>
+                <w:rFonts w:ascii="Times New Roman" w:hAnsi="Times New Roman"/>
+                <w:sz w:val="18"/>
+              </w:rPr>
+              <w:t>0,00 EUR</w:t>
+            </w:r>
+          </w:p>
+        </w:tc>
+      </w:tr>
+      <w:tr>
+        <w:tc>
+          <w:tcPr>
+            <w:tcW w:type="dxa" w:w="2436"/>
+            <w:vAlign w:val="top"/>
+          </w:tcPr>
+          <w:p>
+            <w:r>
+              <w:rPr>
+                <w:rFonts w:ascii="Times New Roman" w:hAnsi="Times New Roman"/>
+                <w:sz w:val="18"/>
+              </w:rPr>
+              <w:t>Gesamter Geldfluss</w:t>
+            </w:r>
+          </w:p>
+        </w:tc>
+        <w:tc>
+          <w:tcPr>
+            <w:tcW w:type="dxa" w:w="2436"/>
+            <w:vAlign w:val="top"/>
+          </w:tcPr>
+          <w:p>
+            <w:r>
+              <w:rPr>
+                <w:rFonts w:ascii="Times New Roman" w:hAnsi="Times New Roman"/>
+                <w:sz w:val="18"/>
+              </w:rPr>
+              <w:t>1.121.330,00 EUR</w:t>
+            </w:r>
+          </w:p>
+        </w:tc>
+        <w:tc>
+          <w:tcPr>
+            <w:tcW w:type="dxa" w:w="2436"/>
+            <w:vAlign w:val="top"/>
+          </w:tcPr>
+          <w:p>
+            <w:r>
+              <w:rPr>
+                <w:rFonts w:ascii="Times New Roman" w:hAnsi="Times New Roman"/>
+                <w:sz w:val="18"/>
+              </w:rPr>
+              <w:t>831.540,00 EUR</w:t>
+            </w:r>
+          </w:p>
+        </w:tc>
+        <w:tc>
+          <w:tcPr>
+            <w:tcW w:type="dxa" w:w="2436"/>
+            <w:vAlign w:val="top"/>
+          </w:tcPr>
+          <w:p>
+            <w:r>
+              <w:rPr>
+                <w:rFonts w:ascii="Times New Roman" w:hAnsi="Times New Roman"/>
+                <w:sz w:val="18"/>
+              </w:rPr>
+              <w:t>289.790,00 EUR</w:t>
             </w:r>
           </w:p>
         </w:tc>
       </w:tr>
     </w:tbl>
+    <w:p/>
     <w:p>
       <w:pPr>
-        <w:spacing w:line="259" w:lineRule="auto" w:after="60"/>
-        <w:jc w:val="left"/>
+        <w:spacing w:after="120"/>
       </w:pPr>
       <w:r>
-        <w:t xml:space="preserve">Davon fließen </w:t>
-      </w:r>
-      <w:r>
-        <w:rPr>
-          <w:b/>
-        </w:rPr>
-        <w:t>ca. 136.500 EUR</w:t>
-      </w:r>
-      <w:r>
-        <w:t xml:space="preserve"> als Nettoverwertungserlös aus dem Absonderungsgut an die Havelbank eG (Maschinenverwertung + Forderungseinzug ./. Kostenpauschalen §§ 170, 171 InsO). Diese verbleiben nicht in der Verteilungsmasse für ungesicherte Gläubiger.</w:t>
+        <w:t>Der rechnerische Endbestand von 289.790,00 EUR stimmt mit dem Massekonto überein. Das Sicherheitenkonto weist nach der Auskehrung 0,00 EUR aus. Interne Umbuchungen wurden neutralisiert. Die frühere Arbeitsfassung, die den Sicherheitenfluss nur im erläuternden Text führte, ist durch diese vollständige Geldflussdarstellung ersetzt.</w:t>
       </w:r>
     </w:p>
     <w:p>
       <w:pPr>
-        <w:spacing w:line="259" w:lineRule="auto" w:after="60"/>
-        <w:jc w:val="left"/>
+        <w:pStyle w:val="Heading1"/>
       </w:pPr>
       <w:r>
-        <w:rPr>
-          <w:b/>
-        </w:rPr>
-        <w:t>Verteilungsmasse für ungesicherte Gläubiger (§ 38 InsO):</w:t>
-      </w:r>
-      <w:r>
-        <w:t xml:space="preserve"> </w:t>
-      </w:r>
-      <w:r>
-        <w:rPr>
-          <w:b/>
-        </w:rPr>
-        <w:t>289.790,00 EUR</w:t>
+        <w:t>5. Forderungen und Verteilungsbasis</w:t>
       </w:r>
     </w:p>
     <w:p>
       <w:pPr>
-        <w:spacing w:line="259" w:lineRule="auto" w:after="60"/>
-      </w:pPr>
-    </w:p>
-    <w:p>
-      <w:pPr>
-        <w:pStyle w:val="Heading2"/>
-        <w:spacing w:line="259" w:lineRule="auto" w:after="60"/>
+        <w:spacing w:after="120"/>
       </w:pPr>
       <w:r>
-        <w:rPr>
-          <w:rFonts w:ascii="Times New Roman" w:hAnsi="Times New Roman"/>
-        </w:rPr>
-        <w:t>III. Forderungstabelle und Verteilung</w:t>
+        <w:t>Die festgestellten Forderungen nach § 38 InsO betragen 862.900,00 EUR. Der vollständig bestrittene Anspruch M. Kordes ist mangels fristgerechten Nachweises nicht in die Verteilungsbasis aufgenommen. Die nachrangige Forderung Tim Brauer über 120.000,00 EUR erhält keine Zahlung.</w:t>
       </w:r>
     </w:p>
     <w:tbl>
       <w:tblPr>
         <w:tblStyle w:val="TableGrid"/>
         <w:tblW w:type="auto" w:w="0"/>
+        <w:jc w:val="center"/>
         <w:tblLook w:firstColumn="1" w:firstRow="1" w:lastColumn="0" w:lastRow="0" w:noHBand="0" w:noVBand="1" w:val="04A0"/>
       </w:tblPr>
       <w:tblGrid>
-        <w:gridCol w:w="1512"/>
-        <w:gridCol w:w="1512"/>
-        <w:gridCol w:w="1512"/>
-        <w:gridCol w:w="1512"/>
-        <w:gridCol w:w="1512"/>
-        <w:gridCol w:w="1512"/>
+        <w:gridCol w:w="3248"/>
+        <w:gridCol w:w="3248"/>
+        <w:gridCol w:w="3248"/>
       </w:tblGrid>
       <w:tr>
         <w:tc>
           <w:tcPr>
-            <w:tcW w:type="dxa" w:w="1512"/>
-          </w:tcPr>
-          <w:p>
-            <w:r>
-              <w:rPr>
-                <w:rFonts w:ascii="Times New Roman" w:hAnsi="Times New Roman"/>
-                <w:b/>
-                <w:sz w:val="20"/>
-              </w:rPr>
-              <w:t>Nr.</w:t>
-            </w:r>
-          </w:p>
-        </w:tc>
-        <w:tc>
-          <w:tcPr>
-            <w:tcW w:type="dxa" w:w="1512"/>
+            <w:tcW w:type="dxa" w:w="3248"/>
+            <w:shd w:fill="D9EAF7"/>
           </w:tcPr>
           <w:p>
             <w:r>
@@ -1588,7 +985,8 @@
         </w:tc>
         <w:tc>
           <w:tcPr>
-            <w:tcW w:type="dxa" w:w="1512"/>
+            <w:tcW w:type="dxa" w:w="3248"/>
+            <w:shd w:fill="D9EAF7"/>
           </w:tcPr>
           <w:p>
             <w:r>
@@ -1597,13 +995,14 @@
                 <w:b/>
                 <w:sz w:val="20"/>
               </w:rPr>
-              <w:t>Angemeldet (EUR)</w:t>
+              <w:t>Verteilungsforderung</w:t>
             </w:r>
           </w:p>
         </w:tc>
         <w:tc>
           <w:tcPr>
-            <w:tcW w:type="dxa" w:w="1512"/>
+            <w:tcW w:type="dxa" w:w="3248"/>
+            <w:shd w:fill="D9EAF7"/>
           </w:tcPr>
           <w:p>
             <w:r>
@@ -1612,37 +1011,7 @@
                 <w:b/>
                 <w:sz w:val="20"/>
               </w:rPr>
-              <w:t>Festgestellt (EUR)</w:t>
-            </w:r>
-          </w:p>
-        </w:tc>
-        <w:tc>
-          <w:tcPr>
-            <w:tcW w:type="dxa" w:w="1512"/>
-          </w:tcPr>
-          <w:p>
-            <w:r>
-              <w:rPr>
-                <w:rFonts w:ascii="Times New Roman" w:hAnsi="Times New Roman"/>
-                <w:b/>
-                <w:sz w:val="20"/>
-              </w:rPr>
-              <w:t>Quote (%)</w:t>
-            </w:r>
-          </w:p>
-        </w:tc>
-        <w:tc>
-          <w:tcPr>
-            <w:tcW w:type="dxa" w:w="1512"/>
-          </w:tcPr>
-          <w:p>
-            <w:r>
-              <w:rPr>
-                <w:rFonts w:ascii="Times New Roman" w:hAnsi="Times New Roman"/>
-                <w:b/>
-                <w:sz w:val="20"/>
-              </w:rPr>
-              <w:t>Auszahlung (EUR)</w:t>
+              <w:t>Auszahlung</w:t>
             </w:r>
           </w:p>
         </w:tc>
@@ -1650,27 +1019,14 @@
       <w:tr>
         <w:tc>
           <w:tcPr>
-            <w:tcW w:type="dxa" w:w="1512"/>
+            <w:tcW w:type="dxa" w:w="3248"/>
+            <w:vAlign w:val="top"/>
           </w:tcPr>
           <w:p>
             <w:r>
               <w:rPr>
                 <w:rFonts w:ascii="Times New Roman" w:hAnsi="Times New Roman"/>
-                <w:sz w:val="20"/>
-              </w:rPr>
-              <w:t>1</w:t>
-            </w:r>
-          </w:p>
-        </w:tc>
-        <w:tc>
-          <w:tcPr>
-            <w:tcW w:type="dxa" w:w="1512"/>
-          </w:tcPr>
-          <w:p>
-            <w:r>
-              <w:rPr>
-                <w:rFonts w:ascii="Times New Roman" w:hAnsi="Times New Roman"/>
-                <w:sz w:val="20"/>
+                <w:sz w:val="18"/>
               </w:rPr>
               <w:t>Furnier Nord GmbH</w:t>
             </w:r>
@@ -1678,57 +1034,31 @@
         </w:tc>
         <w:tc>
           <w:tcPr>
-            <w:tcW w:type="dxa" w:w="1512"/>
+            <w:tcW w:type="dxa" w:w="3248"/>
+            <w:vAlign w:val="top"/>
           </w:tcPr>
           <w:p>
             <w:r>
               <w:rPr>
                 <w:rFonts w:ascii="Times New Roman" w:hAnsi="Times New Roman"/>
-                <w:sz w:val="20"/>
+                <w:sz w:val="18"/>
               </w:rPr>
-              <w:t>186.420</w:t>
+              <w:t>186.420,00 EUR</w:t>
             </w:r>
           </w:p>
         </w:tc>
         <w:tc>
           <w:tcPr>
-            <w:tcW w:type="dxa" w:w="1512"/>
+            <w:tcW w:type="dxa" w:w="3248"/>
+            <w:vAlign w:val="top"/>
           </w:tcPr>
           <w:p>
             <w:r>
               <w:rPr>
                 <w:rFonts w:ascii="Times New Roman" w:hAnsi="Times New Roman"/>
-                <w:sz w:val="20"/>
+                <w:sz w:val="18"/>
               </w:rPr>
-              <w:t>186.420</w:t>
-            </w:r>
-          </w:p>
-        </w:tc>
-        <w:tc>
-          <w:tcPr>
-            <w:tcW w:type="dxa" w:w="1512"/>
-          </w:tcPr>
-          <w:p>
-            <w:r>
-              <w:rPr>
-                <w:rFonts w:ascii="Times New Roman" w:hAnsi="Times New Roman"/>
-                <w:sz w:val="20"/>
-              </w:rPr>
-              <w:t>18,4</w:t>
-            </w:r>
-          </w:p>
-        </w:tc>
-        <w:tc>
-          <w:tcPr>
-            <w:tcW w:type="dxa" w:w="1512"/>
-          </w:tcPr>
-          <w:p>
-            <w:r>
-              <w:rPr>
-                <w:rFonts w:ascii="Times New Roman" w:hAnsi="Times New Roman"/>
-                <w:sz w:val="20"/>
-              </w:rPr>
-              <w:t>34.305,00</w:t>
+              <w:t>62.605,92 EUR</w:t>
             </w:r>
           </w:p>
         </w:tc>
@@ -1736,85 +1066,46 @@
       <w:tr>
         <w:tc>
           <w:tcPr>
-            <w:tcW w:type="dxa" w:w="1512"/>
+            <w:tcW w:type="dxa" w:w="3248"/>
+            <w:vAlign w:val="top"/>
           </w:tcPr>
           <w:p>
             <w:r>
               <w:rPr>
                 <w:rFonts w:ascii="Times New Roman" w:hAnsi="Times New Roman"/>
-                <w:sz w:val="20"/>
+                <w:sz w:val="18"/>
               </w:rPr>
-              <w:t>2</w:t>
+              <w:t>Havelbank eG – Ausfall</w:t>
             </w:r>
           </w:p>
         </w:tc>
         <w:tc>
           <w:tcPr>
-            <w:tcW w:type="dxa" w:w="1512"/>
+            <w:tcW w:type="dxa" w:w="3248"/>
+            <w:vAlign w:val="top"/>
           </w:tcPr>
           <w:p>
             <w:r>
               <w:rPr>
                 <w:rFonts w:ascii="Times New Roman" w:hAnsi="Times New Roman"/>
-                <w:sz w:val="20"/>
+                <w:sz w:val="18"/>
               </w:rPr>
-              <w:t>Havelbank eG (Ausfallforderung)</w:t>
+              <w:t>136.500,00 EUR</w:t>
             </w:r>
           </w:p>
         </w:tc>
         <w:tc>
           <w:tcPr>
-            <w:tcW w:type="dxa" w:w="1512"/>
+            <w:tcW w:type="dxa" w:w="3248"/>
+            <w:vAlign w:val="top"/>
           </w:tcPr>
           <w:p>
             <w:r>
               <w:rPr>
                 <w:rFonts w:ascii="Times New Roman" w:hAnsi="Times New Roman"/>
-                <w:sz w:val="20"/>
+                <w:sz w:val="18"/>
               </w:rPr>
-              <w:t>136.500</w:t>
-            </w:r>
-          </w:p>
-        </w:tc>
-        <w:tc>
-          <w:tcPr>
-            <w:tcW w:type="dxa" w:w="1512"/>
-          </w:tcPr>
-          <w:p>
-            <w:r>
-              <w:rPr>
-                <w:rFonts w:ascii="Times New Roman" w:hAnsi="Times New Roman"/>
-                <w:sz w:val="20"/>
-              </w:rPr>
-              <w:t>136.500</w:t>
-            </w:r>
-          </w:p>
-        </w:tc>
-        <w:tc>
-          <w:tcPr>
-            <w:tcW w:type="dxa" w:w="1512"/>
-          </w:tcPr>
-          <w:p>
-            <w:r>
-              <w:rPr>
-                <w:rFonts w:ascii="Times New Roman" w:hAnsi="Times New Roman"/>
-                <w:sz w:val="20"/>
-              </w:rPr>
-              <w:t>18,4</w:t>
-            </w:r>
-          </w:p>
-        </w:tc>
-        <w:tc>
-          <w:tcPr>
-            <w:tcW w:type="dxa" w:w="1512"/>
-          </w:tcPr>
-          <w:p>
-            <w:r>
-              <w:rPr>
-                <w:rFonts w:ascii="Times New Roman" w:hAnsi="Times New Roman"/>
-                <w:sz w:val="20"/>
-              </w:rPr>
-              <w:t>25.116,00</w:t>
+              <w:t>45.841,16 EUR</w:t>
             </w:r>
           </w:p>
         </w:tc>
@@ -1822,27 +1113,14 @@
       <w:tr>
         <w:tc>
           <w:tcPr>
-            <w:tcW w:type="dxa" w:w="1512"/>
+            <w:tcW w:type="dxa" w:w="3248"/>
+            <w:vAlign w:val="top"/>
           </w:tcPr>
           <w:p>
             <w:r>
               <w:rPr>
                 <w:rFonts w:ascii="Times New Roman" w:hAnsi="Times New Roman"/>
-                <w:sz w:val="20"/>
-              </w:rPr>
-              <w:t>3</w:t>
-            </w:r>
-          </w:p>
-        </w:tc>
-        <w:tc>
-          <w:tcPr>
-            <w:tcW w:type="dxa" w:w="1512"/>
-          </w:tcPr>
-          <w:p>
-            <w:r>
-              <w:rPr>
-                <w:rFonts w:ascii="Times New Roman" w:hAnsi="Times New Roman"/>
-                <w:sz w:val="20"/>
+                <w:sz w:val="18"/>
               </w:rPr>
               <w:t>Finanzamt Stendal</w:t>
             </w:r>
@@ -1850,57 +1128,31 @@
         </w:tc>
         <w:tc>
           <w:tcPr>
-            <w:tcW w:type="dxa" w:w="1512"/>
+            <w:tcW w:type="dxa" w:w="3248"/>
+            <w:vAlign w:val="top"/>
           </w:tcPr>
           <w:p>
             <w:r>
               <w:rPr>
                 <w:rFonts w:ascii="Times New Roman" w:hAnsi="Times New Roman"/>
-                <w:sz w:val="20"/>
+                <w:sz w:val="18"/>
               </w:rPr>
-              <w:t>92.340</w:t>
+              <w:t>92.340,00 EUR</w:t>
             </w:r>
           </w:p>
         </w:tc>
         <w:tc>
           <w:tcPr>
-            <w:tcW w:type="dxa" w:w="1512"/>
+            <w:tcW w:type="dxa" w:w="3248"/>
+            <w:vAlign w:val="top"/>
           </w:tcPr>
           <w:p>
             <w:r>
               <w:rPr>
                 <w:rFonts w:ascii="Times New Roman" w:hAnsi="Times New Roman"/>
-                <w:sz w:val="20"/>
+                <w:sz w:val="18"/>
               </w:rPr>
-              <w:t>92.340</w:t>
-            </w:r>
-          </w:p>
-        </w:tc>
-        <w:tc>
-          <w:tcPr>
-            <w:tcW w:type="dxa" w:w="1512"/>
-          </w:tcPr>
-          <w:p>
-            <w:r>
-              <w:rPr>
-                <w:rFonts w:ascii="Times New Roman" w:hAnsi="Times New Roman"/>
-                <w:sz w:val="20"/>
-              </w:rPr>
-              <w:t>18,4</w:t>
-            </w:r>
-          </w:p>
-        </w:tc>
-        <w:tc>
-          <w:tcPr>
-            <w:tcW w:type="dxa" w:w="1512"/>
-          </w:tcPr>
-          <w:p>
-            <w:r>
-              <w:rPr>
-                <w:rFonts w:ascii="Times New Roman" w:hAnsi="Times New Roman"/>
-                <w:sz w:val="20"/>
-              </w:rPr>
-              <w:t>16.990,56</w:t>
+              <w:t>31.010,79 EUR</w:t>
             </w:r>
           </w:p>
         </w:tc>
@@ -1908,27 +1160,14 @@
       <w:tr>
         <w:tc>
           <w:tcPr>
-            <w:tcW w:type="dxa" w:w="1512"/>
+            <w:tcW w:type="dxa" w:w="3248"/>
+            <w:vAlign w:val="top"/>
           </w:tcPr>
           <w:p>
             <w:r>
               <w:rPr>
                 <w:rFonts w:ascii="Times New Roman" w:hAnsi="Times New Roman"/>
-                <w:sz w:val="20"/>
-              </w:rPr>
-              <w:t>4</w:t>
-            </w:r>
-          </w:p>
-        </w:tc>
-        <w:tc>
-          <w:tcPr>
-            <w:tcW w:type="dxa" w:w="1512"/>
-          </w:tcPr>
-          <w:p>
-            <w:r>
-              <w:rPr>
-                <w:rFonts w:ascii="Times New Roman" w:hAnsi="Times New Roman"/>
-                <w:sz w:val="20"/>
+                <w:sz w:val="18"/>
               </w:rPr>
               <w:t>AOK Sachsen-Anhalt</w:t>
             </w:r>
@@ -1936,57 +1175,31 @@
         </w:tc>
         <w:tc>
           <w:tcPr>
-            <w:tcW w:type="dxa" w:w="1512"/>
+            <w:tcW w:type="dxa" w:w="3248"/>
+            <w:vAlign w:val="top"/>
           </w:tcPr>
           <w:p>
             <w:r>
               <w:rPr>
                 <w:rFonts w:ascii="Times New Roman" w:hAnsi="Times New Roman"/>
-                <w:sz w:val="20"/>
+                <w:sz w:val="18"/>
               </w:rPr>
-              <w:t>61.200</w:t>
+              <w:t>61.200,00 EUR</w:t>
             </w:r>
           </w:p>
         </w:tc>
         <w:tc>
           <w:tcPr>
-            <w:tcW w:type="dxa" w:w="1512"/>
+            <w:tcW w:type="dxa" w:w="3248"/>
+            <w:vAlign w:val="top"/>
           </w:tcPr>
           <w:p>
             <w:r>
               <w:rPr>
                 <w:rFonts w:ascii="Times New Roman" w:hAnsi="Times New Roman"/>
-                <w:sz w:val="20"/>
+                <w:sz w:val="18"/>
               </w:rPr>
-              <w:t>61.200</w:t>
-            </w:r>
-          </w:p>
-        </w:tc>
-        <w:tc>
-          <w:tcPr>
-            <w:tcW w:type="dxa" w:w="1512"/>
-          </w:tcPr>
-          <w:p>
-            <w:r>
-              <w:rPr>
-                <w:rFonts w:ascii="Times New Roman" w:hAnsi="Times New Roman"/>
-                <w:sz w:val="20"/>
-              </w:rPr>
-              <w:t>18,4</w:t>
-            </w:r>
-          </w:p>
-        </w:tc>
-        <w:tc>
-          <w:tcPr>
-            <w:tcW w:type="dxa" w:w="1512"/>
-          </w:tcPr>
-          <w:p>
-            <w:r>
-              <w:rPr>
-                <w:rFonts w:ascii="Times New Roman" w:hAnsi="Times New Roman"/>
-                <w:sz w:val="20"/>
-              </w:rPr>
-              <w:t>11.260,80</w:t>
+              <w:t>20.552,96 EUR</w:t>
             </w:r>
           </w:p>
         </w:tc>
@@ -1994,85 +1207,46 @@
       <w:tr>
         <w:tc>
           <w:tcPr>
-            <w:tcW w:type="dxa" w:w="1512"/>
+            <w:tcW w:type="dxa" w:w="3248"/>
+            <w:vAlign w:val="top"/>
           </w:tcPr>
           <w:p>
             <w:r>
               <w:rPr>
                 <w:rFonts w:ascii="Times New Roman" w:hAnsi="Times New Roman"/>
-                <w:sz w:val="20"/>
+                <w:sz w:val="18"/>
               </w:rPr>
-              <w:t>5</w:t>
+              <w:t>Prignitz Forst KG</w:t>
             </w:r>
           </w:p>
         </w:tc>
         <w:tc>
           <w:tcPr>
-            <w:tcW w:type="dxa" w:w="1512"/>
+            <w:tcW w:type="dxa" w:w="3248"/>
+            <w:vAlign w:val="top"/>
           </w:tcPr>
           <w:p>
             <w:r>
               <w:rPr>
                 <w:rFonts w:ascii="Times New Roman" w:hAnsi="Times New Roman"/>
-                <w:sz w:val="20"/>
+                <w:sz w:val="18"/>
               </w:rPr>
-              <w:t>M. Kordes</w:t>
+              <w:t>43.700,00 EUR</w:t>
             </w:r>
           </w:p>
         </w:tc>
         <w:tc>
           <w:tcPr>
-            <w:tcW w:type="dxa" w:w="1512"/>
+            <w:tcW w:type="dxa" w:w="3248"/>
+            <w:vAlign w:val="top"/>
           </w:tcPr>
           <w:p>
             <w:r>
               <w:rPr>
                 <w:rFonts w:ascii="Times New Roman" w:hAnsi="Times New Roman"/>
-                <w:sz w:val="20"/>
+                <w:sz w:val="18"/>
               </w:rPr>
-              <w:t>7.800</w:t>
-            </w:r>
-          </w:p>
-        </w:tc>
-        <w:tc>
-          <w:tcPr>
-            <w:tcW w:type="dxa" w:w="1512"/>
-          </w:tcPr>
-          <w:p>
-            <w:r>
-              <w:rPr>
-                <w:rFonts w:ascii="Times New Roman" w:hAnsi="Times New Roman"/>
-                <w:sz w:val="20"/>
-              </w:rPr>
-              <w:t>0</w:t>
-            </w:r>
-          </w:p>
-        </w:tc>
-        <w:tc>
-          <w:tcPr>
-            <w:tcW w:type="dxa" w:w="1512"/>
-          </w:tcPr>
-          <w:p>
-            <w:r>
-              <w:rPr>
-                <w:rFonts w:ascii="Times New Roman" w:hAnsi="Times New Roman"/>
-                <w:sz w:val="20"/>
-              </w:rPr>
-              <w:t>–</w:t>
-            </w:r>
-          </w:p>
-        </w:tc>
-        <w:tc>
-          <w:tcPr>
-            <w:tcW w:type="dxa" w:w="1512"/>
-          </w:tcPr>
-          <w:p>
-            <w:r>
-              <w:rPr>
-                <w:rFonts w:ascii="Times New Roman" w:hAnsi="Times New Roman"/>
-                <w:sz w:val="20"/>
-              </w:rPr>
-              <w:t>0</w:t>
+              <w:t>14.675,89 EUR</w:t>
             </w:r>
           </w:p>
         </w:tc>
@@ -2080,85 +1254,46 @@
       <w:tr>
         <w:tc>
           <w:tcPr>
-            <w:tcW w:type="dxa" w:w="1512"/>
+            <w:tcW w:type="dxa" w:w="3248"/>
+            <w:vAlign w:val="top"/>
           </w:tcPr>
           <w:p>
             <w:r>
               <w:rPr>
                 <w:rFonts w:ascii="Times New Roman" w:hAnsi="Times New Roman"/>
-                <w:sz w:val="20"/>
+                <w:sz w:val="18"/>
               </w:rPr>
-              <w:t>6</w:t>
+              <w:t>Holzbauer GmbH &amp; Co. KG</w:t>
             </w:r>
           </w:p>
         </w:tc>
         <w:tc>
           <w:tcPr>
-            <w:tcW w:type="dxa" w:w="1512"/>
+            <w:tcW w:type="dxa" w:w="3248"/>
+            <w:vAlign w:val="top"/>
           </w:tcPr>
           <w:p>
             <w:r>
               <w:rPr>
                 <w:rFonts w:ascii="Times New Roman" w:hAnsi="Times New Roman"/>
-                <w:sz w:val="20"/>
+                <w:sz w:val="18"/>
               </w:rPr>
-              <w:t>Prignitz Forst KG</w:t>
+              <w:t>28.100,00 EUR</w:t>
             </w:r>
           </w:p>
         </w:tc>
         <w:tc>
           <w:tcPr>
-            <w:tcW w:type="dxa" w:w="1512"/>
+            <w:tcW w:type="dxa" w:w="3248"/>
+            <w:vAlign w:val="top"/>
           </w:tcPr>
           <w:p>
             <w:r>
               <w:rPr>
                 <w:rFonts w:ascii="Times New Roman" w:hAnsi="Times New Roman"/>
-                <w:sz w:val="20"/>
+                <w:sz w:val="18"/>
               </w:rPr>
-              <w:t>43.700</w:t>
-            </w:r>
-          </w:p>
-        </w:tc>
-        <w:tc>
-          <w:tcPr>
-            <w:tcW w:type="dxa" w:w="1512"/>
-          </w:tcPr>
-          <w:p>
-            <w:r>
-              <w:rPr>
-                <w:rFonts w:ascii="Times New Roman" w:hAnsi="Times New Roman"/>
-                <w:sz w:val="20"/>
-              </w:rPr>
-              <w:t>43.700</w:t>
-            </w:r>
-          </w:p>
-        </w:tc>
-        <w:tc>
-          <w:tcPr>
-            <w:tcW w:type="dxa" w:w="1512"/>
-          </w:tcPr>
-          <w:p>
-            <w:r>
-              <w:rPr>
-                <w:rFonts w:ascii="Times New Roman" w:hAnsi="Times New Roman"/>
-                <w:sz w:val="20"/>
-              </w:rPr>
-              <w:t>18,4</w:t>
-            </w:r>
-          </w:p>
-        </w:tc>
-        <w:tc>
-          <w:tcPr>
-            <w:tcW w:type="dxa" w:w="1512"/>
-          </w:tcPr>
-          <w:p>
-            <w:r>
-              <w:rPr>
-                <w:rFonts w:ascii="Times New Roman" w:hAnsi="Times New Roman"/>
-                <w:sz w:val="20"/>
-              </w:rPr>
-              <w:t>8.040,80</w:t>
+              <w:t>9.436,90 EUR</w:t>
             </w:r>
           </w:p>
         </w:tc>
@@ -2166,85 +1301,46 @@
       <w:tr>
         <w:tc>
           <w:tcPr>
-            <w:tcW w:type="dxa" w:w="1512"/>
+            <w:tcW w:type="dxa" w:w="3248"/>
+            <w:vAlign w:val="top"/>
           </w:tcPr>
           <w:p>
             <w:r>
               <w:rPr>
                 <w:rFonts w:ascii="Times New Roman" w:hAnsi="Times New Roman"/>
-                <w:sz w:val="20"/>
+                <w:sz w:val="18"/>
               </w:rPr>
-              <w:t>7</w:t>
+              <w:t>Beschlagwerk Elbe AG</w:t>
             </w:r>
           </w:p>
         </w:tc>
         <w:tc>
           <w:tcPr>
-            <w:tcW w:type="dxa" w:w="1512"/>
+            <w:tcW w:type="dxa" w:w="3248"/>
+            <w:vAlign w:val="top"/>
           </w:tcPr>
           <w:p>
             <w:r>
               <w:rPr>
                 <w:rFonts w:ascii="Times New Roman" w:hAnsi="Times New Roman"/>
-                <w:sz w:val="20"/>
+                <w:sz w:val="18"/>
               </w:rPr>
-              <w:t>Holzbauer GmbH &amp; Co. KG</w:t>
+              <w:t>19.440,00 EUR</w:t>
             </w:r>
           </w:p>
         </w:tc>
         <w:tc>
           <w:tcPr>
-            <w:tcW w:type="dxa" w:w="1512"/>
+            <w:tcW w:type="dxa" w:w="3248"/>
+            <w:vAlign w:val="top"/>
           </w:tcPr>
           <w:p>
             <w:r>
               <w:rPr>
                 <w:rFonts w:ascii="Times New Roman" w:hAnsi="Times New Roman"/>
-                <w:sz w:val="20"/>
+                <w:sz w:val="18"/>
               </w:rPr>
-              <w:t>28.100</w:t>
-            </w:r>
-          </w:p>
-        </w:tc>
-        <w:tc>
-          <w:tcPr>
-            <w:tcW w:type="dxa" w:w="1512"/>
-          </w:tcPr>
-          <w:p>
-            <w:r>
-              <w:rPr>
-                <w:rFonts w:ascii="Times New Roman" w:hAnsi="Times New Roman"/>
-                <w:sz w:val="20"/>
-              </w:rPr>
-              <w:t>28.100</w:t>
-            </w:r>
-          </w:p>
-        </w:tc>
-        <w:tc>
-          <w:tcPr>
-            <w:tcW w:type="dxa" w:w="1512"/>
-          </w:tcPr>
-          <w:p>
-            <w:r>
-              <w:rPr>
-                <w:rFonts w:ascii="Times New Roman" w:hAnsi="Times New Roman"/>
-                <w:sz w:val="20"/>
-              </w:rPr>
-              <w:t>18,4</w:t>
-            </w:r>
-          </w:p>
-        </w:tc>
-        <w:tc>
-          <w:tcPr>
-            <w:tcW w:type="dxa" w:w="1512"/>
-          </w:tcPr>
-          <w:p>
-            <w:r>
-              <w:rPr>
-                <w:rFonts w:ascii="Times New Roman" w:hAnsi="Times New Roman"/>
-                <w:sz w:val="20"/>
-              </w:rPr>
-              <w:t>5.170,40</w:t>
+              <w:t>6.528,58 EUR</w:t>
             </w:r>
           </w:p>
         </w:tc>
@@ -2252,85 +1348,46 @@
       <w:tr>
         <w:tc>
           <w:tcPr>
-            <w:tcW w:type="dxa" w:w="1512"/>
+            <w:tcW w:type="dxa" w:w="3248"/>
+            <w:vAlign w:val="top"/>
           </w:tcPr>
           <w:p>
             <w:r>
               <w:rPr>
                 <w:rFonts w:ascii="Times New Roman" w:hAnsi="Times New Roman"/>
-                <w:sz w:val="20"/>
+                <w:sz w:val="18"/>
               </w:rPr>
-              <w:t>8</w:t>
+              <w:t>Havelstrom GbR</w:t>
             </w:r>
           </w:p>
         </w:tc>
         <w:tc>
           <w:tcPr>
-            <w:tcW w:type="dxa" w:w="1512"/>
+            <w:tcW w:type="dxa" w:w="3248"/>
+            <w:vAlign w:val="top"/>
           </w:tcPr>
           <w:p>
             <w:r>
               <w:rPr>
                 <w:rFonts w:ascii="Times New Roman" w:hAnsi="Times New Roman"/>
-                <w:sz w:val="20"/>
+                <w:sz w:val="18"/>
               </w:rPr>
-              <w:t>Beschlagwerk Elbe AG</w:t>
+              <w:t>48.000,00 EUR</w:t>
             </w:r>
           </w:p>
         </w:tc>
         <w:tc>
           <w:tcPr>
-            <w:tcW w:type="dxa" w:w="1512"/>
+            <w:tcW w:type="dxa" w:w="3248"/>
+            <w:vAlign w:val="top"/>
           </w:tcPr>
           <w:p>
             <w:r>
               <w:rPr>
                 <w:rFonts w:ascii="Times New Roman" w:hAnsi="Times New Roman"/>
-                <w:sz w:val="20"/>
+                <w:sz w:val="18"/>
               </w:rPr>
-              <w:t>19.440</w:t>
-            </w:r>
-          </w:p>
-        </w:tc>
-        <w:tc>
-          <w:tcPr>
-            <w:tcW w:type="dxa" w:w="1512"/>
-          </w:tcPr>
-          <w:p>
-            <w:r>
-              <w:rPr>
-                <w:rFonts w:ascii="Times New Roman" w:hAnsi="Times New Roman"/>
-                <w:sz w:val="20"/>
-              </w:rPr>
-              <w:t>19.440</w:t>
-            </w:r>
-          </w:p>
-        </w:tc>
-        <w:tc>
-          <w:tcPr>
-            <w:tcW w:type="dxa" w:w="1512"/>
-          </w:tcPr>
-          <w:p>
-            <w:r>
-              <w:rPr>
-                <w:rFonts w:ascii="Times New Roman" w:hAnsi="Times New Roman"/>
-                <w:sz w:val="20"/>
-              </w:rPr>
-              <w:t>18,4</w:t>
-            </w:r>
-          </w:p>
-        </w:tc>
-        <w:tc>
-          <w:tcPr>
-            <w:tcW w:type="dxa" w:w="1512"/>
-          </w:tcPr>
-          <w:p>
-            <w:r>
-              <w:rPr>
-                <w:rFonts w:ascii="Times New Roman" w:hAnsi="Times New Roman"/>
-                <w:sz w:val="20"/>
-              </w:rPr>
-              <w:t>3.576,96</w:t>
+              <w:t>16.119,97 EUR</w:t>
             </w:r>
           </w:p>
         </w:tc>
@@ -2338,85 +1395,46 @@
       <w:tr>
         <w:tc>
           <w:tcPr>
-            <w:tcW w:type="dxa" w:w="1512"/>
+            <w:tcW w:type="dxa" w:w="3248"/>
+            <w:vAlign w:val="top"/>
           </w:tcPr>
           <w:p>
             <w:r>
               <w:rPr>
                 <w:rFonts w:ascii="Times New Roman" w:hAnsi="Times New Roman"/>
-                <w:sz w:val="20"/>
+                <w:sz w:val="18"/>
               </w:rPr>
-              <w:t>9</w:t>
+              <w:t>Arbeitnehmerforderungen</w:t>
             </w:r>
           </w:p>
         </w:tc>
         <w:tc>
           <w:tcPr>
-            <w:tcW w:type="dxa" w:w="1512"/>
+            <w:tcW w:type="dxa" w:w="3248"/>
+            <w:vAlign w:val="top"/>
           </w:tcPr>
           <w:p>
             <w:r>
               <w:rPr>
                 <w:rFonts w:ascii="Times New Roman" w:hAnsi="Times New Roman"/>
-                <w:sz w:val="20"/>
+                <w:sz w:val="18"/>
               </w:rPr>
-              <w:t>Havelstrom GbR</w:t>
+              <w:t>236.000,00 EUR</w:t>
             </w:r>
           </w:p>
         </w:tc>
         <w:tc>
           <w:tcPr>
-            <w:tcW w:type="dxa" w:w="1512"/>
+            <w:tcW w:type="dxa" w:w="3248"/>
+            <w:vAlign w:val="top"/>
           </w:tcPr>
           <w:p>
             <w:r>
               <w:rPr>
                 <w:rFonts w:ascii="Times New Roman" w:hAnsi="Times New Roman"/>
-                <w:sz w:val="20"/>
+                <w:sz w:val="18"/>
               </w:rPr>
-              <w:t>48.000</w:t>
-            </w:r>
-          </w:p>
-        </w:tc>
-        <w:tc>
-          <w:tcPr>
-            <w:tcW w:type="dxa" w:w="1512"/>
-          </w:tcPr>
-          <w:p>
-            <w:r>
-              <w:rPr>
-                <w:rFonts w:ascii="Times New Roman" w:hAnsi="Times New Roman"/>
-                <w:sz w:val="20"/>
-              </w:rPr>
-              <w:t>48.000</w:t>
-            </w:r>
-          </w:p>
-        </w:tc>
-        <w:tc>
-          <w:tcPr>
-            <w:tcW w:type="dxa" w:w="1512"/>
-          </w:tcPr>
-          <w:p>
-            <w:r>
-              <w:rPr>
-                <w:rFonts w:ascii="Times New Roman" w:hAnsi="Times New Roman"/>
-                <w:sz w:val="20"/>
-              </w:rPr>
-              <w:t>18,4</w:t>
-            </w:r>
-          </w:p>
-        </w:tc>
-        <w:tc>
-          <w:tcPr>
-            <w:tcW w:type="dxa" w:w="1512"/>
-          </w:tcPr>
-          <w:p>
-            <w:r>
-              <w:rPr>
-                <w:rFonts w:ascii="Times New Roman" w:hAnsi="Times New Roman"/>
-                <w:sz w:val="20"/>
-              </w:rPr>
-              <w:t>8.832,00</w:t>
+              <w:t>79.256,51 EUR</w:t>
             </w:r>
           </w:p>
         </w:tc>
@@ -2424,85 +1442,46 @@
       <w:tr>
         <w:tc>
           <w:tcPr>
-            <w:tcW w:type="dxa" w:w="1512"/>
+            <w:tcW w:type="dxa" w:w="3248"/>
+            <w:vAlign w:val="top"/>
           </w:tcPr>
           <w:p>
             <w:r>
               <w:rPr>
                 <w:rFonts w:ascii="Times New Roman" w:hAnsi="Times New Roman"/>
-                <w:sz w:val="20"/>
+                <w:sz w:val="18"/>
               </w:rPr>
-              <w:t>10</w:t>
+              <w:t>Würtl-Leasing GmbH</w:t>
             </w:r>
           </w:p>
         </w:tc>
         <w:tc>
           <w:tcPr>
-            <w:tcW w:type="dxa" w:w="1512"/>
+            <w:tcW w:type="dxa" w:w="3248"/>
+            <w:vAlign w:val="top"/>
           </w:tcPr>
           <w:p>
             <w:r>
               <w:rPr>
                 <w:rFonts w:ascii="Times New Roman" w:hAnsi="Times New Roman"/>
-                <w:sz w:val="20"/>
+                <w:sz w:val="18"/>
               </w:rPr>
-              <w:t>Arbeitnehmer (gesamt)</w:t>
+              <w:t>11.200,00 EUR</w:t>
             </w:r>
           </w:p>
         </w:tc>
         <w:tc>
           <w:tcPr>
-            <w:tcW w:type="dxa" w:w="1512"/>
+            <w:tcW w:type="dxa" w:w="3248"/>
+            <w:vAlign w:val="top"/>
           </w:tcPr>
           <w:p>
             <w:r>
               <w:rPr>
                 <w:rFonts w:ascii="Times New Roman" w:hAnsi="Times New Roman"/>
-                <w:sz w:val="20"/>
+                <w:sz w:val="18"/>
               </w:rPr>
-              <w:t>236.000</w:t>
-            </w:r>
-          </w:p>
-        </w:tc>
-        <w:tc>
-          <w:tcPr>
-            <w:tcW w:type="dxa" w:w="1512"/>
-          </w:tcPr>
-          <w:p>
-            <w:r>
-              <w:rPr>
-                <w:rFonts w:ascii="Times New Roman" w:hAnsi="Times New Roman"/>
-                <w:sz w:val="20"/>
-              </w:rPr>
-              <w:t>236.000</w:t>
-            </w:r>
-          </w:p>
-        </w:tc>
-        <w:tc>
-          <w:tcPr>
-            <w:tcW w:type="dxa" w:w="1512"/>
-          </w:tcPr>
-          <w:p>
-            <w:r>
-              <w:rPr>
-                <w:rFonts w:ascii="Times New Roman" w:hAnsi="Times New Roman"/>
-                <w:sz w:val="20"/>
-              </w:rPr>
-              <w:t>18,4</w:t>
-            </w:r>
-          </w:p>
-        </w:tc>
-        <w:tc>
-          <w:tcPr>
-            <w:tcW w:type="dxa" w:w="1512"/>
-          </w:tcPr>
-          <w:p>
-            <w:r>
-              <w:rPr>
-                <w:rFonts w:ascii="Times New Roman" w:hAnsi="Times New Roman"/>
-                <w:sz w:val="20"/>
-              </w:rPr>
-              <w:t>43.424,00</w:t>
+              <w:t>3.761,32 EUR</w:t>
             </w:r>
           </w:p>
         </w:tc>
@@ -2510,540 +1489,126 @@
       <w:tr>
         <w:tc>
           <w:tcPr>
-            <w:tcW w:type="dxa" w:w="1512"/>
+            <w:tcW w:type="dxa" w:w="3248"/>
+            <w:vAlign w:val="top"/>
           </w:tcPr>
           <w:p>
             <w:r>
               <w:rPr>
                 <w:rFonts w:ascii="Times New Roman" w:hAnsi="Times New Roman"/>
-                <w:sz w:val="20"/>
+                <w:sz w:val="18"/>
               </w:rPr>
-              <w:t>11</w:t>
+              <w:t>Summe</w:t>
             </w:r>
           </w:p>
         </w:tc>
         <w:tc>
           <w:tcPr>
-            <w:tcW w:type="dxa" w:w="1512"/>
+            <w:tcW w:type="dxa" w:w="3248"/>
+            <w:vAlign w:val="top"/>
           </w:tcPr>
           <w:p>
             <w:r>
               <w:rPr>
                 <w:rFonts w:ascii="Times New Roman" w:hAnsi="Times New Roman"/>
-                <w:sz w:val="20"/>
+                <w:sz w:val="18"/>
               </w:rPr>
-              <w:t>Würtl-Leasing GmbH</w:t>
+              <w:t>862.900,00 EUR</w:t>
             </w:r>
           </w:p>
         </w:tc>
         <w:tc>
           <w:tcPr>
-            <w:tcW w:type="dxa" w:w="1512"/>
+            <w:tcW w:type="dxa" w:w="3248"/>
+            <w:vAlign w:val="top"/>
           </w:tcPr>
           <w:p>
             <w:r>
               <w:rPr>
                 <w:rFonts w:ascii="Times New Roman" w:hAnsi="Times New Roman"/>
-                <w:sz w:val="20"/>
+                <w:sz w:val="18"/>
               </w:rPr>
-              <w:t>22.800</w:t>
-            </w:r>
-          </w:p>
-        </w:tc>
-        <w:tc>
-          <w:tcPr>
-            <w:tcW w:type="dxa" w:w="1512"/>
-          </w:tcPr>
-          <w:p>
-            <w:r>
-              <w:rPr>
-                <w:rFonts w:ascii="Times New Roman" w:hAnsi="Times New Roman"/>
-                <w:sz w:val="20"/>
-              </w:rPr>
-              <w:t>11.200</w:t>
-            </w:r>
-          </w:p>
-        </w:tc>
-        <w:tc>
-          <w:tcPr>
-            <w:tcW w:type="dxa" w:w="1512"/>
-          </w:tcPr>
-          <w:p>
-            <w:r>
-              <w:rPr>
-                <w:rFonts w:ascii="Times New Roman" w:hAnsi="Times New Roman"/>
-                <w:sz w:val="20"/>
-              </w:rPr>
-              <w:t>18,4</w:t>
-            </w:r>
-          </w:p>
-        </w:tc>
-        <w:tc>
-          <w:tcPr>
-            <w:tcW w:type="dxa" w:w="1512"/>
-          </w:tcPr>
-          <w:p>
-            <w:r>
-              <w:rPr>
-                <w:rFonts w:ascii="Times New Roman" w:hAnsi="Times New Roman"/>
-                <w:sz w:val="20"/>
-              </w:rPr>
-              <w:t>2.060,80</w:t>
-            </w:r>
-          </w:p>
-        </w:tc>
-      </w:tr>
-      <w:tr>
-        <w:tc>
-          <w:tcPr>
-            <w:tcW w:type="dxa" w:w="1512"/>
-          </w:tcPr>
-          <w:p>
-            <w:r>
-              <w:rPr>
-                <w:rFonts w:ascii="Times New Roman" w:hAnsi="Times New Roman"/>
-                <w:sz w:val="20"/>
-              </w:rPr>
-              <w:t>12</w:t>
-            </w:r>
-          </w:p>
-        </w:tc>
-        <w:tc>
-          <w:tcPr>
-            <w:tcW w:type="dxa" w:w="1512"/>
-          </w:tcPr>
-          <w:p>
-            <w:r>
-              <w:rPr>
-                <w:rFonts w:ascii="Times New Roman" w:hAnsi="Times New Roman"/>
-                <w:sz w:val="20"/>
-              </w:rPr>
-              <w:t>Tim Brauer (nachrangig)</w:t>
-            </w:r>
-          </w:p>
-        </w:tc>
-        <w:tc>
-          <w:tcPr>
-            <w:tcW w:type="dxa" w:w="1512"/>
-          </w:tcPr>
-          <w:p>
-            <w:r>
-              <w:rPr>
-                <w:rFonts w:ascii="Times New Roman" w:hAnsi="Times New Roman"/>
-                <w:sz w:val="20"/>
-              </w:rPr>
-              <w:t>120.000</w:t>
-            </w:r>
-          </w:p>
-        </w:tc>
-        <w:tc>
-          <w:tcPr>
-            <w:tcW w:type="dxa" w:w="1512"/>
-          </w:tcPr>
-          <w:p>
-            <w:r>
-              <w:rPr>
-                <w:rFonts w:ascii="Times New Roman" w:hAnsi="Times New Roman"/>
-                <w:sz w:val="20"/>
-              </w:rPr>
-              <w:t>120.000</w:t>
-            </w:r>
-          </w:p>
-        </w:tc>
-        <w:tc>
-          <w:tcPr>
-            <w:tcW w:type="dxa" w:w="1512"/>
-          </w:tcPr>
-          <w:p>
-            <w:r>
-              <w:rPr>
-                <w:rFonts w:ascii="Times New Roman" w:hAnsi="Times New Roman"/>
-                <w:sz w:val="20"/>
-              </w:rPr>
-              <w:t>0</w:t>
-            </w:r>
-          </w:p>
-        </w:tc>
-        <w:tc>
-          <w:tcPr>
-            <w:tcW w:type="dxa" w:w="1512"/>
-          </w:tcPr>
-          <w:p>
-            <w:r>
-              <w:rPr>
-                <w:rFonts w:ascii="Times New Roman" w:hAnsi="Times New Roman"/>
-                <w:sz w:val="20"/>
-              </w:rPr>
-              <w:t>0</w:t>
-            </w:r>
-          </w:p>
-        </w:tc>
-      </w:tr>
-      <w:tr>
-        <w:tc>
-          <w:tcPr>
-            <w:tcW w:type="dxa" w:w="1512"/>
-          </w:tcPr>
-          <w:p>
-            <w:r>
-              <w:rPr>
-                <w:rFonts w:ascii="Times New Roman" w:hAnsi="Times New Roman"/>
-                <w:b/>
-                <w:sz w:val="20"/>
-              </w:rPr>
-              <w:t>Gesamt § 38</w:t>
-            </w:r>
-          </w:p>
-        </w:tc>
-        <w:tc>
-          <w:tcPr>
-            <w:tcW w:type="dxa" w:w="1512"/>
-          </w:tcPr>
-          <w:p/>
-        </w:tc>
-        <w:tc>
-          <w:tcPr>
-            <w:tcW w:type="dxa" w:w="1512"/>
-          </w:tcPr>
-          <w:p>
-            <w:r>
-              <w:rPr>
-                <w:rFonts w:ascii="Times New Roman" w:hAnsi="Times New Roman"/>
-                <w:b/>
-                <w:sz w:val="20"/>
-              </w:rPr>
-              <w:t>870.460</w:t>
-            </w:r>
-          </w:p>
-        </w:tc>
-        <w:tc>
-          <w:tcPr>
-            <w:tcW w:type="dxa" w:w="1512"/>
-          </w:tcPr>
-          <w:p>
-            <w:r>
-              <w:rPr>
-                <w:rFonts w:ascii="Times New Roman" w:hAnsi="Times New Roman"/>
-                <w:b/>
-                <w:sz w:val="20"/>
-              </w:rPr>
-              <w:t>862.900</w:t>
-            </w:r>
-          </w:p>
-        </w:tc>
-        <w:tc>
-          <w:tcPr>
-            <w:tcW w:type="dxa" w:w="1512"/>
-          </w:tcPr>
-          <w:p/>
-        </w:tc>
-        <w:tc>
-          <w:tcPr>
-            <w:tcW w:type="dxa" w:w="1512"/>
-          </w:tcPr>
-          <w:p>
-            <w:r>
-              <w:rPr>
-                <w:rFonts w:ascii="Times New Roman" w:hAnsi="Times New Roman"/>
-                <w:b/>
-                <w:sz w:val="20"/>
-              </w:rPr>
-              <w:t>158.777,32</w:t>
+              <w:t>289.790,00 EUR</w:t>
             </w:r>
           </w:p>
         </w:tc>
       </w:tr>
     </w:tbl>
+    <w:p/>
     <w:p>
       <w:pPr>
-        <w:spacing w:line="259" w:lineRule="auto" w:after="60"/>
-        <w:jc w:val="left"/>
+        <w:spacing w:after="120"/>
       </w:pPr>
       <w:r>
-        <w:rPr>
-          <w:b/>
-        </w:rPr>
-        <w:t>Restbetrag nach erster Verteilung: 130.012,68 EUR</w:t>
-      </w:r>
-      <w:r>
-        <w:t xml:space="preserve"> → wird für Nachtragsverteilung zurückgestellt (Steuererstattung 2027 möglich; etwaige Nachtragsklärungen aus Anfechtungsverfahren Tim Brauer).</w:t>
+        <w:t>Die ungerundete Quote beträgt 33,583266 Prozent. Die Auszahlungen werden auf Cent abgerundet; sieben Restcent werden nach den größten Bruchteilsresten zugeteilt. Eine pauschale Reserve von 130.012,68 EUR wird nicht gebildet, weil dafür weder eine offene Masseverbindlichkeit noch ein anderer konkreter Rechtsgrund belegt ist.</w:t>
       </w:r>
     </w:p>
     <w:p>
       <w:pPr>
-        <w:spacing w:line="259" w:lineRule="auto" w:after="60"/>
-      </w:pPr>
-    </w:p>
-    <w:p>
-      <w:pPr>
-        <w:pStyle w:val="Heading2"/>
-        <w:spacing w:line="259" w:lineRule="auto" w:after="60"/>
+        <w:pStyle w:val="Heading1"/>
       </w:pPr>
       <w:r>
-        <w:rPr>
-          <w:rFonts w:ascii="Times New Roman" w:hAnsi="Times New Roman"/>
-        </w:rPr>
-        <w:t>IV. Abschlussbemerkungen</w:t>
+        <w:t>6. Offene Restvorgänge und Nachtragsverteilung</w:t>
       </w:r>
     </w:p>
     <w:p>
       <w:pPr>
-        <w:pStyle w:val="Heading3"/>
-        <w:spacing w:line="259" w:lineRule="auto" w:after="60"/>
+        <w:spacing w:after="120"/>
       </w:pPr>
       <w:r>
-        <w:rPr>
-          <w:rFonts w:ascii="Times New Roman" w:hAnsi="Times New Roman"/>
-        </w:rPr>
-        <w:t>Nachtragsverteilung</w:t>
+        <w:t>Die Veranlagungen sind nach dem Aktenstand abgeschlossen. Ein lediglich möglicher künftiger Steuer- oder Versicherungszufluss wird nicht als vorhandene Masse gebucht und rechtfertigt keinen pauschalen Rückbehalt. Sollte nach der Aufhebung ein weiterer Massegegenstand ermittelt oder ein bereits ausgekehrter Betrag zurückfließen, werden Massezugehörigkeit und die Voraussetzungen der §§ 203 bis 205 InsO gesondert geprüft.</w:t>
       </w:r>
     </w:p>
     <w:p>
       <w:pPr>
-        <w:spacing w:line="259" w:lineRule="auto" w:after="60"/>
-        <w:jc w:val="left"/>
+        <w:pStyle w:val="Heading1"/>
       </w:pPr>
       <w:r>
-        <w:t>Die endgültige Körperschaftsteuerveranlagung 2026/2027 steht noch aus. Es sind Erstattungen in Höhe von bis zu ca. 14.200 EUR möglich (bereits als Einnahme verbucht). Sobald die Veranlagungen rechtskräftig sind, erfolgt die Nachtragsverteilung durch Beschluss des Amtsgerichts.</w:t>
+        <w:t>7. Abschlussreife</w:t>
       </w:r>
     </w:p>
     <w:p>
       <w:pPr>
-        <w:pStyle w:val="Heading3"/>
-        <w:spacing w:line="259" w:lineRule="auto" w:after="60"/>
+        <w:spacing w:after="120"/>
       </w:pPr>
       <w:r>
-        <w:rPr>
-          <w:rFonts w:ascii="Times New Roman" w:hAnsi="Times New Roman"/>
-        </w:rPr>
-        <w:t>Auflösung der Gesellschaft</w:t>
+        <w:t>Die bekannten verwertbaren Massegegenstände sind realisiert. Die Konten stimmen mit der Schlussrechnung überein. Die Forderungsbasis ist mit der Tabelle abgeglichen. Die Abschlussreife wird daher bejaht. Der Bundesgerichtshof hat mit Beschluss vom 11. November 2021, IX ZB 19/20, Randnummern 12 und 14 bis 21, für die dortige Vergütungsfrage hervorgehoben, dass eine bloße Schlussrechnung oder ein Schlusstermin bei fortdauernder Verwertung keinen Abschluss ersetzt. Hier sind nach dem belegten Aktenstand keine weiteren Verwertungsschritte offen; die Entscheidung wird nicht als allgemeine Freigabefiktion verwendet.</w:t>
       </w:r>
     </w:p>
     <w:p>
       <w:pPr>
-        <w:spacing w:line="259" w:lineRule="auto" w:after="60"/>
-        <w:jc w:val="left"/>
+        <w:pStyle w:val="Heading1"/>
       </w:pPr>
       <w:r>
-        <w:t>Die Möbelwerk Havelberg GmbH ist nach Aufhebung des Insolvenzverfahrens von Amts wegen aufgelöst (§ 141a FGG analog). Die Insolvenzverwalterin hat beim Handelsregister die Löschung beantragt.</w:t>
+        <w:t>8. Anträge und Freigabegrenze</w:t>
       </w:r>
     </w:p>
     <w:p>
       <w:pPr>
-        <w:pStyle w:val="Heading3"/>
-        <w:spacing w:line="259" w:lineRule="auto" w:after="60"/>
+        <w:spacing w:after="120"/>
       </w:pPr>
       <w:r>
-        <w:rPr>
-          <w:rFonts w:ascii="Times New Roman" w:hAnsi="Times New Roman"/>
-        </w:rPr>
-        <w:t>Geschäftsführerhaftung</w:t>
+        <w:t>Es wird beantragt, die Schlussrechnung zu prüfen, der Schlussverteilung nach § 196 Absatz 2 InsO zuzustimmen und den Schlusstermin nach § 197 InsO zu bestimmen. Der Bericht bestätigt keine noch nicht ausgeführte Zahlung. Einreichung, Zahlung und Schlussmitteilung bedürfen jeweils einer gesondert dokumentierten menschlichen Freigabe.</w:t>
       </w:r>
     </w:p>
     <w:p>
       <w:pPr>
-        <w:spacing w:line="259" w:lineRule="auto" w:after="60"/>
-        <w:jc w:val="left"/>
-      </w:pPr>
-      <w:r>
-        <w:t>Der Vergleich mit der D&amp;O-Versicherung schließt auch persönliche Haftungsansprüche gegen Tim Brauer ab. Weitergehende direkte Ansprüche gegen den Geschäftsführer bestehen nicht mehr.</w:t>
-      </w:r>
-    </w:p>
-    <w:p>
-      <w:pPr>
-        <w:spacing w:line="259" w:lineRule="auto" w:after="60"/>
-      </w:pPr>
-    </w:p>
-    <w:p>
-      <w:pPr>
-        <w:pStyle w:val="Heading2"/>
-        <w:spacing w:line="259" w:lineRule="auto" w:after="60"/>
-      </w:pPr>
-      <w:r>
-        <w:rPr>
-          <w:rFonts w:ascii="Times New Roman" w:hAnsi="Times New Roman"/>
-        </w:rPr>
-        <w:t>V. Erklärung der Insolvenzverwalterin</w:t>
-      </w:r>
-    </w:p>
-    <w:p>
-      <w:pPr>
-        <w:spacing w:line="259" w:lineRule="auto" w:after="60"/>
-        <w:jc w:val="left"/>
-      </w:pPr>
-      <w:r>
-        <w:t>Die Insolvenzverwalterin erklärt, dass die Schlussrechnung vollständig und nach bestem Wissen erstellt ist. Sämtliche Einnahmen und Ausgaben sind durch Belege dokumentiert, die dem Gericht auf Anforderung vorgelegt werden.</w:t>
-      </w:r>
-    </w:p>
-    <w:p>
-      <w:pPr>
-        <w:spacing w:line="259" w:lineRule="auto" w:after="60"/>
-        <w:jc w:val="left"/>
-      </w:pPr>
-      <w:r>
-        <w:t>Magdeburg, 20.01.2027</w:t>
-      </w:r>
-    </w:p>
-    <w:p>
-      <w:pPr>
-        <w:spacing w:line="259" w:lineRule="auto" w:after="60"/>
-        <w:jc w:val="left"/>
+        <w:spacing w:after="120"/>
       </w:pPr>
       <w:r>
         <w:t>Dr. Nora Westphal</w:t>
-      </w:r>
-    </w:p>
-    <w:p>
-      <w:pPr>
-        <w:spacing w:line="259" w:lineRule="auto" w:after="60"/>
-        <w:jc w:val="left"/>
-      </w:pPr>
-      <w:r>
-        <w:t>Insolvenzverwalterin</w:t>
-      </w:r>
-    </w:p>
-    <w:p>
-      <w:pPr>
-        <w:spacing w:line="259" w:lineRule="auto" w:after="60"/>
-      </w:pPr>
-    </w:p>
-    <w:p>
-      <w:pPr>
-        <w:spacing w:line="259" w:lineRule="auto" w:after="60"/>
-        <w:jc w:val="left"/>
-      </w:pPr>
-      <w:r>
-        <w:rPr>
-          <w:i/>
-        </w:rPr>
-        <w:t>Anlagen:</w:t>
-      </w:r>
-    </w:p>
-    <w:p>
-      <w:pPr>
-        <w:pStyle w:val="ListBullet"/>
-        <w:spacing w:line="259" w:lineRule="auto" w:after="60"/>
-      </w:pPr>
-      <w:r>
-        <w:rPr>
-          <w:i/>
-        </w:rPr>
-        <w:t>Anlage A: Kontoauszüge Anderkonto (vollständig)</w:t>
-      </w:r>
-    </w:p>
-    <w:p>
-      <w:pPr>
-        <w:pStyle w:val="ListBullet"/>
-        <w:spacing w:line="259" w:lineRule="auto" w:after="60"/>
-      </w:pPr>
-      <w:r>
-        <w:rPr>
-          <w:i/>
-        </w:rPr>
-        <w:t>Anlage B: Verwertungsbelege (Kaufverträge, Auktionsprotokolle)</w:t>
-      </w:r>
-    </w:p>
-    <w:p>
-      <w:pPr>
-        <w:pStyle w:val="ListBullet"/>
-        <w:spacing w:line="259" w:lineRule="auto" w:after="60"/>
-      </w:pPr>
-      <w:r>
-        <w:rPr>
-          <w:i/>
-        </w:rPr>
-        <w:t>Anlage C: D&amp;O-Vergleichsvertrag</w:t>
-      </w:r>
-    </w:p>
-    <w:p>
-      <w:pPr>
-        <w:pStyle w:val="ListBullet"/>
-        <w:spacing w:line="259" w:lineRule="auto" w:after="60"/>
-      </w:pPr>
-      <w:r>
-        <w:rPr>
-          <w:i/>
-        </w:rPr>
-        <w:t>Anlage D: Anfechtungsvergleiche (4 Stück)</w:t>
-      </w:r>
-    </w:p>
-    <w:p>
-      <w:pPr>
-        <w:pStyle w:val="ListBullet"/>
-        <w:spacing w:line="259" w:lineRule="auto" w:after="60"/>
-      </w:pPr>
-      <w:r>
-        <w:rPr>
-          <w:i/>
-        </w:rPr>
-        <w:t>Anlage E: Tabellenausdruck festgestellte Forderungen</w:t>
-      </w:r>
-    </w:p>
-    <w:p>
-      <w:pPr>
-        <w:pStyle w:val="ListBullet"/>
-        <w:spacing w:line="259" w:lineRule="auto" w:after="60"/>
-      </w:pPr>
-      <w:r>
-        <w:rPr>
-          <w:i/>
-        </w:rPr>
-        <w:t>Anlage F: Vergütungsfestsetzungsbeschluss (liegt vor)</w:t>
+        <w:br/>
+        <w:t>Rechtsanwältin und Insolvenzverwalterin</w:t>
       </w:r>
     </w:p>
     <w:sectPr>
-      <w:headerReference w:type="default" r:id="rId9"/>
-      <w:footerReference w:type="default" r:id="rId10"/>
-      <w:pgSz w:w="11906" w:h="16838"/>
-      <w:pgMar w:top="1191" w:right="1247" w:bottom="1134" w:left="1361" w:header="720" w:footer="720" w:gutter="0"/>
+      <w:pgSz w:w="12240" w:h="15840"/>
+      <w:pgMar w:top="1191" w:right="1191" w:bottom="1134" w:left="1304" w:header="720" w:footer="720" w:gutter="0"/>
       <w:cols w:space="720"/>
       <w:docGrid w:linePitch="360"/>
     </w:sectPr>
   </w:body>
 </w:document>
-</file>
-
-<file path=word/footer1.xml><?xml version="1.0" encoding="utf-8"?>
-<w:ftr xmlns:m="http://schemas.openxmlformats.org/officeDocument/2006/math" xmlns:mc="http://schemas.openxmlformats.org/markup-compatibility/2006" xmlns:mo="http://schemas.microsoft.com/office/mac/office/2008/main" xmlns:mv="urn:schemas-microsoft-com:mac:vml" xmlns:o="urn:schemas-microsoft-com:office:office" xmlns:r="http://schemas.openxmlformats.org/officeDocument/2006/relationships" xmlns:v="urn:schemas-microsoft-com:vml" xmlns:w10="urn:schemas-microsoft-com:office:word" xmlns:w14="http://schemas.microsoft.com/office/word/2010/wordml" xmlns:w="http://schemas.openxmlformats.org/wordprocessingml/2006/main" xmlns:wne="http://schemas.microsoft.com/office/word/2006/wordml" xmlns:wp14="http://schemas.microsoft.com/office/word/2010/wordprocessingDrawing" xmlns:wp="http://schemas.openxmlformats.org/drawingml/2006/wordprocessingDrawing" xmlns:wpc="http://schemas.microsoft.com/office/word/2010/wordprocessingCanvas" xmlns:wpg="http://schemas.microsoft.com/office/word/2010/wordprocessingGroup" xmlns:wpi="http://schemas.microsoft.com/office/word/2010/wordprocessingInk" xmlns:wps="http://schemas.microsoft.com/office/word/2010/wordprocessingShape" mc:Ignorable="w14 wp14">
-  <w:p>
-    <w:pPr>
-      <w:pStyle w:val="Footer"/>
-      <w:jc w:val="left"/>
-    </w:pPr>
-    <w:r/>
-    <w:r>
-      <w:rPr>
-        <w:rFonts w:ascii="Times New Roman" w:hAnsi="Times New Roman"/>
-        <w:b w:val="0"/>
-        <w:color w:val="777777"/>
-        <w:sz w:val="17"/>
-      </w:rPr>
-      <w:t>Vertraulich | Bearbeitungsstand Juli 2026 | nur zur Aktenbearbeitung</w:t>
-    </w:r>
-  </w:p>
-</w:ftr>
-</file>
-
-<file path=word/header1.xml><?xml version="1.0" encoding="utf-8"?>
-<w:hdr xmlns:m="http://schemas.openxmlformats.org/officeDocument/2006/math" xmlns:mc="http://schemas.openxmlformats.org/markup-compatibility/2006" xmlns:mo="http://schemas.microsoft.com/office/mac/office/2008/main" xmlns:mv="urn:schemas-microsoft-com:mac:vml" xmlns:o="urn:schemas-microsoft-com:office:office" xmlns:r="http://schemas.openxmlformats.org/officeDocument/2006/relationships" xmlns:v="urn:schemas-microsoft-com:vml" xmlns:w10="urn:schemas-microsoft-com:office:word" xmlns:w14="http://schemas.microsoft.com/office/word/2010/wordml" xmlns:w="http://schemas.openxmlformats.org/wordprocessingml/2006/main" xmlns:wne="http://schemas.microsoft.com/office/word/2006/wordml" xmlns:wp14="http://schemas.microsoft.com/office/word/2010/wordprocessingDrawing" xmlns:wp="http://schemas.openxmlformats.org/drawingml/2006/wordprocessingDrawing" xmlns:wpc="http://schemas.microsoft.com/office/word/2010/wordprocessingCanvas" xmlns:wpg="http://schemas.microsoft.com/office/word/2010/wordprocessingGroup" xmlns:wpi="http://schemas.microsoft.com/office/word/2010/wordprocessingInk" xmlns:wps="http://schemas.microsoft.com/office/word/2010/wordprocessingShape" mc:Ignorable="w14 wp14">
-  <w:p>
-    <w:pPr>
-      <w:pStyle w:val="Header"/>
-      <w:jc w:val="left"/>
-    </w:pPr>
-    <w:r/>
-    <w:r>
-      <w:rPr>
-        <w:rFonts w:ascii="Times New Roman" w:hAnsi="Times New Roman"/>
-        <w:b w:val="0"/>
-        <w:i w:val="0"/>
-        <w:color w:val="666666"/>
-        <w:sz w:val="17"/>
-      </w:rPr>
-      <w:t>Lindenhof und Partner mbB | Insolvenz- und Restrukturierungsakte | Bearbeitungsstand Juli 2026</w:t>
-    </w:r>
-  </w:p>
-</w:hdr>
 </file>
 
 <file path=word/numbering.xml><?xml version="1.0" encoding="utf-8"?>
@@ -3410,7 +1975,7 @@
     <w:qFormat/>
     <w:rsid w:val="00FC693F"/>
     <w:rPr>
-      <w:rFonts w:ascii="Times New Roman" w:hAnsi="Times New Roman"/>
+      <w:rFonts w:ascii="Times New Roman" w:hAnsi="Times New Roman" w:eastAsia="Times New Roman"/>
       <w:sz w:val="22"/>
     </w:rPr>
   </w:style>
@@ -3473,7 +2038,7 @@
       <w:outlineLvl w:val="0"/>
     </w:pPr>
     <w:rPr>
-      <w:rFonts w:asciiTheme="majorHAnsi" w:eastAsiaTheme="majorEastAsia" w:hAnsiTheme="majorHAnsi" w:cstheme="majorBidi" w:ascii="Times New Roman" w:hAnsi="Times New Roman"/>
+      <w:rFonts w:asciiTheme="majorHAnsi" w:eastAsiaTheme="majorEastAsia" w:hAnsiTheme="majorHAnsi" w:cstheme="majorBidi" w:ascii="Times New Roman" w:hAnsi="Times New Roman" w:eastAsia="Times New Roman"/>
       <w:b/>
       <w:bCs/>
       <w:sz w:val="28"/>
@@ -3496,7 +2061,7 @@
       <w:outlineLvl w:val="1"/>
     </w:pPr>
     <w:rPr>
-      <w:rFonts w:asciiTheme="majorHAnsi" w:eastAsiaTheme="majorEastAsia" w:hAnsiTheme="majorHAnsi" w:cstheme="majorBidi" w:ascii="Times New Roman" w:hAnsi="Times New Roman"/>
+      <w:rFonts w:asciiTheme="majorHAnsi" w:eastAsiaTheme="majorEastAsia" w:hAnsiTheme="majorHAnsi" w:cstheme="majorBidi" w:ascii="Times New Roman" w:hAnsi="Times New Roman" w:eastAsia="Times New Roman"/>
       <w:b/>
       <w:bCs/>
       <w:sz w:val="24"/>
@@ -3519,7 +2084,7 @@
       <w:outlineLvl w:val="2"/>
     </w:pPr>
     <w:rPr>
-      <w:rFonts w:asciiTheme="majorHAnsi" w:eastAsiaTheme="majorEastAsia" w:hAnsiTheme="majorHAnsi" w:cstheme="majorBidi" w:ascii="Times New Roman" w:hAnsi="Times New Roman"/>
+      <w:rFonts w:asciiTheme="majorHAnsi" w:eastAsiaTheme="majorEastAsia" w:hAnsiTheme="majorHAnsi" w:cstheme="majorBidi" w:ascii="Times New Roman" w:hAnsi="Times New Roman" w:eastAsia="Times New Roman"/>
       <w:b/>
       <w:bCs/>
       <w:sz w:val="22"/>
@@ -3760,12 +2325,11 @@
       <w:contextualSpacing/>
     </w:pPr>
     <w:rPr>
-      <w:rFonts w:asciiTheme="majorHAnsi" w:eastAsiaTheme="majorEastAsia" w:hAnsiTheme="majorHAnsi" w:cstheme="majorBidi" w:ascii="Times New Roman" w:hAnsi="Times New Roman"/>
+      <w:rFonts w:asciiTheme="majorHAnsi" w:eastAsiaTheme="majorEastAsia" w:hAnsiTheme="majorHAnsi" w:cstheme="majorBidi" w:ascii="Times New Roman" w:hAnsi="Times New Roman" w:eastAsia="Times New Roman"/>
       <w:b/>
-      <w:color w:val="17365D" w:themeColor="text2" w:themeShade="BF"/>
       <w:spacing w:val="5"/>
       <w:kern w:val="28"/>
-      <w:sz w:val="30"/>
+      <w:sz w:val="32"/>
       <w:szCs w:val="52"/>
     </w:rPr>
   </w:style>
